--- a/12/docs/Комп'ютерні мережі [Лб12].docx
+++ b/12/docs/Комп'ютерні мережі [Лб12].docx
@@ -549,7 +549,7 @@
           <w:b/>
           <w:sz w:val="28"/>
           <w:szCs w:val="28"/>
-          <w:lang w:val="en-US"/>
+          <w:lang w:val="ru-RU"/>
         </w:rPr>
       </w:pPr>
       <w:r>
@@ -682,6 +682,7 @@
         <w:rPr>
           <w:rFonts w:ascii="Times New Roman" w:eastAsia="Times New Roman" w:hAnsi="Times New Roman" w:cs="Times New Roman"/>
           <w:b/>
+          <w:noProof/>
           <w:sz w:val="28"/>
           <w:szCs w:val="28"/>
         </w:rPr>
@@ -1148,17 +1149,7 @@
                 <w:szCs w:val="28"/>
                 <w:lang w:val="ru-RU"/>
               </w:rPr>
-              <w:t>192.168.0.</w:t>
-            </w:r>
-            <w:r>
-              <w:rPr>
-                <w:rFonts w:ascii="Times New Roman" w:eastAsia="Times New Roman" w:hAnsi="Times New Roman" w:cs="Times New Roman"/>
-                <w:color w:val="000009"/>
-                <w:sz w:val="28"/>
-                <w:szCs w:val="28"/>
-                <w:lang w:val="ru-RU"/>
-              </w:rPr>
-              <w:t>64</w:t>
+              <w:t>192.168.0.64</w:t>
             </w:r>
           </w:p>
         </w:tc>
@@ -1249,17 +1240,7 @@
                 <w:szCs w:val="28"/>
                 <w:lang w:val="ru-RU"/>
               </w:rPr>
-              <w:t>192.168.0.</w:t>
-            </w:r>
-            <w:r>
-              <w:rPr>
-                <w:rFonts w:ascii="Times New Roman" w:eastAsia="Times New Roman" w:hAnsi="Times New Roman" w:cs="Times New Roman"/>
-                <w:color w:val="000009"/>
-                <w:sz w:val="28"/>
-                <w:szCs w:val="28"/>
-                <w:lang w:val="ru-RU"/>
-              </w:rPr>
-              <w:t>128</w:t>
+              <w:t>192.168.0.128</w:t>
             </w:r>
           </w:p>
         </w:tc>
@@ -1349,17 +1330,7 @@
                 <w:szCs w:val="28"/>
                 <w:lang w:val="ru-RU"/>
               </w:rPr>
-              <w:t>192.168.0.</w:t>
-            </w:r>
-            <w:r>
-              <w:rPr>
-                <w:rFonts w:ascii="Times New Roman" w:eastAsia="Times New Roman" w:hAnsi="Times New Roman" w:cs="Times New Roman"/>
-                <w:color w:val="000009"/>
-                <w:sz w:val="28"/>
-                <w:szCs w:val="28"/>
-                <w:lang w:val="ru-RU"/>
-              </w:rPr>
-              <w:t>192</w:t>
+              <w:t>192.168.0.192</w:t>
             </w:r>
           </w:p>
         </w:tc>
@@ -1506,6 +1477,7 @@
       <w:r>
         <w:rPr>
           <w:rFonts w:ascii="Times New Roman" w:eastAsia="Times New Roman" w:hAnsi="Times New Roman" w:cs="Times New Roman"/>
+          <w:noProof/>
           <w:color w:val="000009"/>
           <w:sz w:val="28"/>
           <w:szCs w:val="28"/>
@@ -1567,34 +1539,7 @@
           <w:sz w:val="28"/>
           <w:szCs w:val="28"/>
         </w:rPr>
-        <w:t>Рисунок 1</w:t>
-      </w:r>
-      <w:r>
-        <w:rPr>
-          <w:rFonts w:ascii="Times New Roman" w:eastAsia="Times New Roman" w:hAnsi="Times New Roman" w:cs="Times New Roman"/>
-          <w:color w:val="000009"/>
-          <w:sz w:val="28"/>
-          <w:szCs w:val="28"/>
-        </w:rPr>
-        <w:t>2</w:t>
-      </w:r>
-      <w:r>
-        <w:rPr>
-          <w:rFonts w:ascii="Times New Roman" w:eastAsia="Times New Roman" w:hAnsi="Times New Roman" w:cs="Times New Roman"/>
-          <w:color w:val="000009"/>
-          <w:sz w:val="28"/>
-          <w:szCs w:val="28"/>
-        </w:rPr>
-        <w:t xml:space="preserve">.1 – </w:t>
-      </w:r>
-      <w:r>
-        <w:rPr>
-          <w:rFonts w:ascii="Times New Roman" w:eastAsia="Times New Roman" w:hAnsi="Times New Roman" w:cs="Times New Roman"/>
-          <w:color w:val="000009"/>
-          <w:sz w:val="28"/>
-          <w:szCs w:val="28"/>
-        </w:rPr>
-        <w:t>Налаштування роутеру</w:t>
+        <w:t>Рисунок 12.1 – Налаштування роутеру</w:t>
       </w:r>
       <w:r>
         <w:rPr>
@@ -1663,6 +1608,7 @@
       <w:r>
         <w:rPr>
           <w:rFonts w:ascii="Times New Roman" w:eastAsia="Times New Roman" w:hAnsi="Times New Roman" w:cs="Times New Roman"/>
+          <w:noProof/>
           <w:color w:val="000009"/>
           <w:sz w:val="28"/>
           <w:szCs w:val="28"/>
@@ -1723,34 +1669,7 @@
           <w:sz w:val="28"/>
           <w:szCs w:val="28"/>
         </w:rPr>
-        <w:t>Рисунок 12.</w:t>
-      </w:r>
-      <w:r>
-        <w:rPr>
-          <w:rFonts w:ascii="Times New Roman" w:eastAsia="Times New Roman" w:hAnsi="Times New Roman" w:cs="Times New Roman"/>
-          <w:color w:val="000009"/>
-          <w:sz w:val="28"/>
-          <w:szCs w:val="28"/>
-        </w:rPr>
-        <w:t>2</w:t>
-      </w:r>
-      <w:r>
-        <w:rPr>
-          <w:rFonts w:ascii="Times New Roman" w:eastAsia="Times New Roman" w:hAnsi="Times New Roman" w:cs="Times New Roman"/>
-          <w:color w:val="000009"/>
-          <w:sz w:val="28"/>
-          <w:szCs w:val="28"/>
-        </w:rPr>
-        <w:t xml:space="preserve"> – Налаштування </w:t>
-      </w:r>
-      <w:r>
-        <w:rPr>
-          <w:rFonts w:ascii="Times New Roman" w:eastAsia="Times New Roman" w:hAnsi="Times New Roman" w:cs="Times New Roman"/>
-          <w:color w:val="000009"/>
-          <w:sz w:val="28"/>
-          <w:szCs w:val="28"/>
-        </w:rPr>
-        <w:t>свічу</w:t>
+        <w:t>Рисунок 12.2 – Налаштування свічу</w:t>
       </w:r>
       <w:r>
         <w:rPr>
@@ -1825,6 +1744,7 @@
           <w:rFonts w:ascii="Times New Roman" w:eastAsia="Times New Roman" w:hAnsi="Times New Roman" w:cs="Times New Roman"/>
           <w:b/>
           <w:bCs/>
+          <w:noProof/>
           <w:color w:val="000009"/>
           <w:sz w:val="28"/>
           <w:szCs w:val="28"/>
@@ -1886,25 +1806,7 @@
           <w:sz w:val="28"/>
           <w:szCs w:val="28"/>
         </w:rPr>
-        <w:t>Рисунок 12.</w:t>
-      </w:r>
-      <w:r>
-        <w:rPr>
-          <w:rFonts w:ascii="Times New Roman" w:eastAsia="Times New Roman" w:hAnsi="Times New Roman" w:cs="Times New Roman"/>
-          <w:color w:val="000009"/>
-          <w:sz w:val="28"/>
-          <w:szCs w:val="28"/>
-        </w:rPr>
-        <w:t>3</w:t>
-      </w:r>
-      <w:r>
-        <w:rPr>
-          <w:rFonts w:ascii="Times New Roman" w:eastAsia="Times New Roman" w:hAnsi="Times New Roman" w:cs="Times New Roman"/>
-          <w:color w:val="000009"/>
-          <w:sz w:val="28"/>
-          <w:szCs w:val="28"/>
-        </w:rPr>
-        <w:t xml:space="preserve"> – Налаштування свічу</w:t>
+        <w:t>Рисунок 12.3 – Налаштування свічу</w:t>
       </w:r>
       <w:r>
         <w:rPr>
@@ -1978,6 +1880,7 @@
           <w:rFonts w:ascii="Times New Roman" w:eastAsia="Times New Roman" w:hAnsi="Times New Roman" w:cs="Times New Roman"/>
           <w:b/>
           <w:bCs/>
+          <w:noProof/>
           <w:color w:val="000009"/>
           <w:sz w:val="28"/>
           <w:szCs w:val="28"/>
@@ -2057,16 +1960,7 @@
           <w:sz w:val="28"/>
           <w:szCs w:val="28"/>
         </w:rPr>
-        <w:t xml:space="preserve"> – Налаштування </w:t>
-      </w:r>
-      <w:r>
-        <w:rPr>
-          <w:rFonts w:ascii="Times New Roman" w:eastAsia="Times New Roman" w:hAnsi="Times New Roman" w:cs="Times New Roman"/>
-          <w:color w:val="000009"/>
-          <w:sz w:val="28"/>
-          <w:szCs w:val="28"/>
-        </w:rPr>
-        <w:t>ПК</w:t>
+        <w:t xml:space="preserve"> – Налаштування ПК</w:t>
       </w:r>
       <w:r>
         <w:rPr>
@@ -2141,6 +2035,7 @@
           <w:rFonts w:ascii="Times New Roman" w:eastAsia="Times New Roman" w:hAnsi="Times New Roman" w:cs="Times New Roman"/>
           <w:b/>
           <w:bCs/>
+          <w:noProof/>
           <w:color w:val="000009"/>
           <w:sz w:val="28"/>
           <w:szCs w:val="28"/>
@@ -2221,16 +2116,7 @@
           <w:sz w:val="28"/>
           <w:szCs w:val="28"/>
         </w:rPr>
-        <w:t xml:space="preserve"> – Налаштування </w:t>
-      </w:r>
-      <w:r>
-        <w:rPr>
-          <w:rFonts w:ascii="Times New Roman" w:eastAsia="Times New Roman" w:hAnsi="Times New Roman" w:cs="Times New Roman"/>
-          <w:color w:val="000009"/>
-          <w:sz w:val="28"/>
-          <w:szCs w:val="28"/>
-        </w:rPr>
-        <w:t>ПК</w:t>
+        <w:t xml:space="preserve"> – Налаштування ПК</w:t>
       </w:r>
       <w:r>
         <w:rPr>
@@ -2276,15 +2162,1990 @@
     <w:p>
       <w:pPr>
         <w:spacing w:after="0" w:line="360" w:lineRule="auto"/>
-        <w:rPr>
-          <w:rFonts w:ascii="Times New Roman" w:eastAsia="Times New Roman" w:hAnsi="Times New Roman" w:cs="Times New Roman"/>
-          <w:b/>
-          <w:bCs/>
-          <w:color w:val="000009"/>
-          <w:sz w:val="28"/>
-          <w:szCs w:val="28"/>
-        </w:rPr>
-      </w:pPr>
+        <w:jc w:val="center"/>
+        <w:rPr>
+          <w:rFonts w:ascii="Times New Roman" w:eastAsia="Times New Roman" w:hAnsi="Times New Roman" w:cs="Times New Roman"/>
+          <w:color w:val="000009"/>
+          <w:sz w:val="28"/>
+          <w:szCs w:val="28"/>
+          <w:lang w:val="ru-RU"/>
+        </w:rPr>
+      </w:pPr>
+    </w:p>
+    <w:p>
+      <w:pPr>
+        <w:spacing w:after="0" w:line="360" w:lineRule="auto"/>
+        <w:jc w:val="right"/>
+        <w:rPr>
+          <w:rFonts w:ascii="Times New Roman" w:eastAsia="Times New Roman" w:hAnsi="Times New Roman" w:cs="Times New Roman"/>
+          <w:color w:val="000009"/>
+          <w:sz w:val="28"/>
+          <w:szCs w:val="28"/>
+        </w:rPr>
+      </w:pPr>
+      <w:r>
+        <w:rPr>
+          <w:rFonts w:ascii="Times New Roman" w:eastAsia="Times New Roman" w:hAnsi="Times New Roman" w:cs="Times New Roman"/>
+          <w:color w:val="000009"/>
+          <w:sz w:val="28"/>
+          <w:szCs w:val="28"/>
+        </w:rPr>
+        <w:t>Таблиця 12.1 – Таблиця адресації</w:t>
+      </w:r>
+    </w:p>
+    <w:tbl>
+      <w:tblPr>
+        <w:tblStyle w:val="a9"/>
+        <w:tblW w:w="0" w:type="auto"/>
+        <w:tblLook w:val="04A0" w:firstRow="1" w:lastRow="0" w:firstColumn="1" w:lastColumn="0" w:noHBand="0" w:noVBand="1"/>
+      </w:tblPr>
+      <w:tblGrid>
+        <w:gridCol w:w="2100"/>
+        <w:gridCol w:w="1508"/>
+        <w:gridCol w:w="2108"/>
+        <w:gridCol w:w="2132"/>
+        <w:gridCol w:w="2205"/>
+      </w:tblGrid>
+      <w:tr>
+        <w:tc>
+          <w:tcPr>
+            <w:tcW w:w="2198" w:type="dxa"/>
+            <w:shd w:val="clear" w:color="auto" w:fill="C6D9F1" w:themeFill="text2" w:themeFillTint="33"/>
+            <w:vAlign w:val="bottom"/>
+          </w:tcPr>
+          <w:p>
+            <w:pPr>
+              <w:spacing w:line="360" w:lineRule="auto"/>
+              <w:jc w:val="center"/>
+              <w:rPr>
+                <w:rFonts w:ascii="Times New Roman" w:eastAsia="Times New Roman" w:hAnsi="Times New Roman" w:cs="Times New Roman"/>
+                <w:b/>
+                <w:bCs/>
+                <w:color w:val="000009"/>
+                <w:sz w:val="28"/>
+                <w:szCs w:val="28"/>
+              </w:rPr>
+            </w:pPr>
+            <w:r>
+              <w:rPr>
+                <w:rFonts w:ascii="Times New Roman" w:eastAsia="Times New Roman" w:hAnsi="Times New Roman" w:cs="Times New Roman"/>
+                <w:b/>
+                <w:bCs/>
+                <w:color w:val="000009"/>
+                <w:sz w:val="28"/>
+                <w:szCs w:val="28"/>
+              </w:rPr>
+              <w:t>Пристрій</w:t>
+            </w:r>
+          </w:p>
+        </w:tc>
+        <w:tc>
+          <w:tcPr>
+            <w:tcW w:w="1426" w:type="dxa"/>
+            <w:shd w:val="clear" w:color="auto" w:fill="C6D9F1" w:themeFill="text2" w:themeFillTint="33"/>
+            <w:vAlign w:val="bottom"/>
+          </w:tcPr>
+          <w:p>
+            <w:pPr>
+              <w:spacing w:line="360" w:lineRule="auto"/>
+              <w:jc w:val="center"/>
+              <w:rPr>
+                <w:rFonts w:ascii="Times New Roman" w:eastAsia="Times New Roman" w:hAnsi="Times New Roman" w:cs="Times New Roman"/>
+                <w:b/>
+                <w:bCs/>
+                <w:color w:val="000009"/>
+                <w:sz w:val="28"/>
+                <w:szCs w:val="28"/>
+              </w:rPr>
+            </w:pPr>
+            <w:r>
+              <w:rPr>
+                <w:rFonts w:ascii="Times New Roman" w:eastAsia="Times New Roman" w:hAnsi="Times New Roman" w:cs="Times New Roman"/>
+                <w:b/>
+                <w:bCs/>
+                <w:color w:val="000009"/>
+                <w:sz w:val="28"/>
+                <w:szCs w:val="28"/>
+              </w:rPr>
+              <w:t>Інтерфейс</w:t>
+            </w:r>
+          </w:p>
+        </w:tc>
+        <w:tc>
+          <w:tcPr>
+            <w:tcW w:w="2115" w:type="dxa"/>
+            <w:shd w:val="clear" w:color="auto" w:fill="C6D9F1" w:themeFill="text2" w:themeFillTint="33"/>
+            <w:vAlign w:val="bottom"/>
+          </w:tcPr>
+          <w:p>
+            <w:pPr>
+              <w:spacing w:line="360" w:lineRule="auto"/>
+              <w:jc w:val="center"/>
+              <w:rPr>
+                <w:rFonts w:ascii="Times New Roman" w:eastAsia="Times New Roman" w:hAnsi="Times New Roman" w:cs="Times New Roman"/>
+                <w:b/>
+                <w:bCs/>
+                <w:color w:val="000009"/>
+                <w:sz w:val="28"/>
+                <w:szCs w:val="28"/>
+              </w:rPr>
+            </w:pPr>
+            <w:r>
+              <w:rPr>
+                <w:rFonts w:ascii="Times New Roman" w:eastAsia="Times New Roman" w:hAnsi="Times New Roman" w:cs="Times New Roman"/>
+                <w:b/>
+                <w:bCs/>
+                <w:color w:val="000009"/>
+                <w:sz w:val="28"/>
+                <w:szCs w:val="28"/>
+              </w:rPr>
+              <w:t>ІР-адреса</w:t>
+            </w:r>
+          </w:p>
+        </w:tc>
+        <w:tc>
+          <w:tcPr>
+            <w:tcW w:w="2208" w:type="dxa"/>
+            <w:shd w:val="clear" w:color="auto" w:fill="C6D9F1" w:themeFill="text2" w:themeFillTint="33"/>
+            <w:vAlign w:val="bottom"/>
+          </w:tcPr>
+          <w:p>
+            <w:pPr>
+              <w:spacing w:line="360" w:lineRule="auto"/>
+              <w:jc w:val="center"/>
+              <w:rPr>
+                <w:rFonts w:ascii="Times New Roman" w:eastAsia="Times New Roman" w:hAnsi="Times New Roman" w:cs="Times New Roman"/>
+                <w:b/>
+                <w:bCs/>
+                <w:color w:val="000009"/>
+                <w:sz w:val="28"/>
+                <w:szCs w:val="28"/>
+              </w:rPr>
+            </w:pPr>
+            <w:r>
+              <w:rPr>
+                <w:rFonts w:ascii="Times New Roman" w:eastAsia="Times New Roman" w:hAnsi="Times New Roman" w:cs="Times New Roman"/>
+                <w:b/>
+                <w:bCs/>
+                <w:color w:val="000009"/>
+                <w:sz w:val="28"/>
+                <w:szCs w:val="28"/>
+              </w:rPr>
+              <w:t>Маска підмережі</w:t>
+            </w:r>
+          </w:p>
+        </w:tc>
+        <w:tc>
+          <w:tcPr>
+            <w:tcW w:w="2106" w:type="dxa"/>
+            <w:shd w:val="clear" w:color="auto" w:fill="C6D9F1" w:themeFill="text2" w:themeFillTint="33"/>
+            <w:vAlign w:val="bottom"/>
+          </w:tcPr>
+          <w:p>
+            <w:pPr>
+              <w:spacing w:line="360" w:lineRule="auto"/>
+              <w:jc w:val="center"/>
+              <w:rPr>
+                <w:rFonts w:ascii="Times New Roman" w:eastAsia="Times New Roman" w:hAnsi="Times New Roman" w:cs="Times New Roman"/>
+                <w:b/>
+                <w:bCs/>
+                <w:color w:val="000009"/>
+                <w:sz w:val="28"/>
+                <w:szCs w:val="28"/>
+              </w:rPr>
+            </w:pPr>
+            <w:r>
+              <w:rPr>
+                <w:rFonts w:ascii="Times New Roman" w:eastAsia="Times New Roman" w:hAnsi="Times New Roman" w:cs="Times New Roman"/>
+                <w:b/>
+                <w:bCs/>
+                <w:color w:val="000009"/>
+                <w:sz w:val="28"/>
+                <w:szCs w:val="28"/>
+              </w:rPr>
+              <w:t>Шлюз за замовчуванням</w:t>
+            </w:r>
+          </w:p>
+        </w:tc>
+      </w:tr>
+      <w:tr>
+        <w:tc>
+          <w:tcPr>
+            <w:tcW w:w="2198" w:type="dxa"/>
+            <w:vMerge w:val="restart"/>
+          </w:tcPr>
+          <w:p>
+            <w:pPr>
+              <w:spacing w:line="360" w:lineRule="auto"/>
+              <w:jc w:val="center"/>
+              <w:rPr>
+                <w:rFonts w:ascii="Times New Roman" w:eastAsia="Times New Roman" w:hAnsi="Times New Roman" w:cs="Times New Roman"/>
+                <w:color w:val="000009"/>
+                <w:sz w:val="28"/>
+                <w:szCs w:val="28"/>
+                <w:lang w:val="en-US"/>
+              </w:rPr>
+            </w:pPr>
+            <w:proofErr w:type="spellStart"/>
+            <w:r>
+              <w:rPr>
+                <w:rFonts w:ascii="Times New Roman" w:eastAsia="Times New Roman" w:hAnsi="Times New Roman" w:cs="Times New Roman"/>
+                <w:color w:val="000009"/>
+                <w:sz w:val="28"/>
+                <w:szCs w:val="28"/>
+                <w:lang w:val="en-US"/>
+              </w:rPr>
+              <w:t>CustomerRouter</w:t>
+            </w:r>
+            <w:proofErr w:type="spellEnd"/>
+          </w:p>
+        </w:tc>
+        <w:tc>
+          <w:tcPr>
+            <w:tcW w:w="1426" w:type="dxa"/>
+          </w:tcPr>
+          <w:p>
+            <w:pPr>
+              <w:spacing w:line="360" w:lineRule="auto"/>
+              <w:jc w:val="center"/>
+              <w:rPr>
+                <w:rFonts w:ascii="Times New Roman" w:eastAsia="Times New Roman" w:hAnsi="Times New Roman" w:cs="Times New Roman"/>
+                <w:color w:val="000009"/>
+                <w:sz w:val="28"/>
+                <w:szCs w:val="28"/>
+                <w:lang w:val="en-US"/>
+              </w:rPr>
+            </w:pPr>
+            <w:r>
+              <w:rPr>
+                <w:rFonts w:ascii="Times New Roman" w:eastAsia="Times New Roman" w:hAnsi="Times New Roman" w:cs="Times New Roman"/>
+                <w:color w:val="000009"/>
+                <w:sz w:val="28"/>
+                <w:szCs w:val="28"/>
+                <w:lang w:val="en-US"/>
+              </w:rPr>
+              <w:t>G0/0</w:t>
+            </w:r>
+          </w:p>
+        </w:tc>
+        <w:tc>
+          <w:tcPr>
+            <w:tcW w:w="2115" w:type="dxa"/>
+          </w:tcPr>
+          <w:p>
+            <w:pPr>
+              <w:spacing w:line="360" w:lineRule="auto"/>
+              <w:jc w:val="center"/>
+              <w:rPr>
+                <w:rFonts w:ascii="Times New Roman" w:eastAsia="Times New Roman" w:hAnsi="Times New Roman" w:cs="Times New Roman"/>
+                <w:color w:val="000009"/>
+                <w:sz w:val="28"/>
+                <w:szCs w:val="28"/>
+              </w:rPr>
+            </w:pPr>
+            <w:r>
+              <w:rPr>
+                <w:rFonts w:ascii="Times New Roman" w:eastAsia="Times New Roman" w:hAnsi="Times New Roman" w:cs="Times New Roman"/>
+                <w:color w:val="000009"/>
+                <w:sz w:val="28"/>
+                <w:szCs w:val="28"/>
+              </w:rPr>
+              <w:t>192.168.0.1</w:t>
+            </w:r>
+          </w:p>
+        </w:tc>
+        <w:tc>
+          <w:tcPr>
+            <w:tcW w:w="2208" w:type="dxa"/>
+          </w:tcPr>
+          <w:p>
+            <w:pPr>
+              <w:spacing w:line="360" w:lineRule="auto"/>
+              <w:jc w:val="center"/>
+              <w:rPr>
+                <w:rFonts w:ascii="Times New Roman" w:eastAsia="Times New Roman" w:hAnsi="Times New Roman" w:cs="Times New Roman"/>
+                <w:color w:val="000009"/>
+                <w:sz w:val="28"/>
+                <w:szCs w:val="28"/>
+              </w:rPr>
+            </w:pPr>
+            <w:r>
+              <w:rPr>
+                <w:rFonts w:ascii="Times New Roman" w:eastAsia="Times New Roman" w:hAnsi="Times New Roman" w:cs="Times New Roman"/>
+                <w:color w:val="000009"/>
+                <w:sz w:val="28"/>
+                <w:szCs w:val="28"/>
+                <w:lang w:val="en-US"/>
+              </w:rPr>
+              <w:t>255.255.255.</w:t>
+            </w:r>
+            <w:r>
+              <w:rPr>
+                <w:rFonts w:ascii="Times New Roman" w:eastAsia="Times New Roman" w:hAnsi="Times New Roman" w:cs="Times New Roman"/>
+                <w:color w:val="000009"/>
+                <w:sz w:val="28"/>
+                <w:szCs w:val="28"/>
+              </w:rPr>
+              <w:t>192</w:t>
+            </w:r>
+          </w:p>
+        </w:tc>
+        <w:tc>
+          <w:tcPr>
+            <w:tcW w:w="2106" w:type="dxa"/>
+            <w:vMerge w:val="restart"/>
+          </w:tcPr>
+          <w:p>
+            <w:pPr>
+              <w:spacing w:line="360" w:lineRule="auto"/>
+              <w:jc w:val="center"/>
+              <w:rPr>
+                <w:rFonts w:ascii="Times New Roman" w:eastAsia="Times New Roman" w:hAnsi="Times New Roman" w:cs="Times New Roman"/>
+                <w:color w:val="000009"/>
+                <w:sz w:val="28"/>
+                <w:szCs w:val="28"/>
+                <w:lang w:val="en-US"/>
+              </w:rPr>
+            </w:pPr>
+            <w:r>
+              <w:rPr>
+                <w:rFonts w:ascii="Times New Roman" w:eastAsia="Times New Roman" w:hAnsi="Times New Roman" w:cs="Times New Roman"/>
+                <w:color w:val="000009"/>
+                <w:sz w:val="28"/>
+                <w:szCs w:val="28"/>
+                <w:lang w:val="en-US"/>
+              </w:rPr>
+              <w:t>N/A</w:t>
+            </w:r>
+          </w:p>
+        </w:tc>
+      </w:tr>
+      <w:tr>
+        <w:tc>
+          <w:tcPr>
+            <w:tcW w:w="2198" w:type="dxa"/>
+            <w:vMerge/>
+          </w:tcPr>
+          <w:p>
+            <w:pPr>
+              <w:spacing w:line="360" w:lineRule="auto"/>
+              <w:jc w:val="center"/>
+              <w:rPr>
+                <w:rFonts w:ascii="Times New Roman" w:eastAsia="Times New Roman" w:hAnsi="Times New Roman" w:cs="Times New Roman"/>
+                <w:color w:val="000009"/>
+                <w:sz w:val="28"/>
+                <w:szCs w:val="28"/>
+                <w:lang w:val="en-US"/>
+              </w:rPr>
+            </w:pPr>
+          </w:p>
+        </w:tc>
+        <w:tc>
+          <w:tcPr>
+            <w:tcW w:w="1426" w:type="dxa"/>
+          </w:tcPr>
+          <w:p>
+            <w:pPr>
+              <w:spacing w:line="360" w:lineRule="auto"/>
+              <w:jc w:val="center"/>
+              <w:rPr>
+                <w:rFonts w:ascii="Times New Roman" w:eastAsia="Times New Roman" w:hAnsi="Times New Roman" w:cs="Times New Roman"/>
+                <w:color w:val="000009"/>
+                <w:sz w:val="28"/>
+                <w:szCs w:val="28"/>
+                <w:lang w:val="en-US"/>
+              </w:rPr>
+            </w:pPr>
+            <w:r>
+              <w:rPr>
+                <w:rFonts w:ascii="Times New Roman" w:eastAsia="Times New Roman" w:hAnsi="Times New Roman" w:cs="Times New Roman"/>
+                <w:color w:val="000009"/>
+                <w:sz w:val="28"/>
+                <w:szCs w:val="28"/>
+                <w:lang w:val="en-US"/>
+              </w:rPr>
+              <w:t>G0/1</w:t>
+            </w:r>
+          </w:p>
+        </w:tc>
+        <w:tc>
+          <w:tcPr>
+            <w:tcW w:w="2115" w:type="dxa"/>
+          </w:tcPr>
+          <w:p>
+            <w:pPr>
+              <w:spacing w:line="360" w:lineRule="auto"/>
+              <w:jc w:val="center"/>
+              <w:rPr>
+                <w:rFonts w:ascii="Times New Roman" w:eastAsia="Times New Roman" w:hAnsi="Times New Roman" w:cs="Times New Roman"/>
+                <w:color w:val="000009"/>
+                <w:sz w:val="28"/>
+                <w:szCs w:val="28"/>
+              </w:rPr>
+            </w:pPr>
+            <w:r>
+              <w:rPr>
+                <w:rFonts w:ascii="Times New Roman" w:eastAsia="Times New Roman" w:hAnsi="Times New Roman" w:cs="Times New Roman"/>
+                <w:color w:val="000009"/>
+                <w:sz w:val="28"/>
+                <w:szCs w:val="28"/>
+              </w:rPr>
+              <w:t>192.168.0.</w:t>
+            </w:r>
+            <w:r>
+              <w:rPr>
+                <w:rFonts w:ascii="Times New Roman" w:eastAsia="Times New Roman" w:hAnsi="Times New Roman" w:cs="Times New Roman"/>
+                <w:color w:val="000009"/>
+                <w:sz w:val="28"/>
+                <w:szCs w:val="28"/>
+              </w:rPr>
+              <w:t>65</w:t>
+            </w:r>
+          </w:p>
+        </w:tc>
+        <w:tc>
+          <w:tcPr>
+            <w:tcW w:w="2208" w:type="dxa"/>
+          </w:tcPr>
+          <w:p>
+            <w:pPr>
+              <w:spacing w:line="360" w:lineRule="auto"/>
+              <w:jc w:val="center"/>
+              <w:rPr>
+                <w:rFonts w:ascii="Times New Roman" w:eastAsia="Times New Roman" w:hAnsi="Times New Roman" w:cs="Times New Roman"/>
+                <w:color w:val="000009"/>
+                <w:sz w:val="28"/>
+                <w:szCs w:val="28"/>
+              </w:rPr>
+            </w:pPr>
+            <w:r>
+              <w:rPr>
+                <w:rFonts w:ascii="Times New Roman" w:eastAsia="Times New Roman" w:hAnsi="Times New Roman" w:cs="Times New Roman"/>
+                <w:color w:val="000009"/>
+                <w:sz w:val="28"/>
+                <w:szCs w:val="28"/>
+                <w:lang w:val="en-US"/>
+              </w:rPr>
+              <w:t>255.255.255.</w:t>
+            </w:r>
+            <w:r>
+              <w:rPr>
+                <w:rFonts w:ascii="Times New Roman" w:eastAsia="Times New Roman" w:hAnsi="Times New Roman" w:cs="Times New Roman"/>
+                <w:color w:val="000009"/>
+                <w:sz w:val="28"/>
+                <w:szCs w:val="28"/>
+              </w:rPr>
+              <w:t>192</w:t>
+            </w:r>
+          </w:p>
+        </w:tc>
+        <w:tc>
+          <w:tcPr>
+            <w:tcW w:w="2106" w:type="dxa"/>
+            <w:vMerge/>
+          </w:tcPr>
+          <w:p>
+            <w:pPr>
+              <w:spacing w:line="360" w:lineRule="auto"/>
+              <w:jc w:val="center"/>
+              <w:rPr>
+                <w:rFonts w:ascii="Times New Roman" w:eastAsia="Times New Roman" w:hAnsi="Times New Roman" w:cs="Times New Roman"/>
+                <w:color w:val="000009"/>
+                <w:sz w:val="28"/>
+                <w:szCs w:val="28"/>
+              </w:rPr>
+            </w:pPr>
+          </w:p>
+        </w:tc>
+      </w:tr>
+      <w:tr>
+        <w:tc>
+          <w:tcPr>
+            <w:tcW w:w="2198" w:type="dxa"/>
+            <w:vMerge/>
+          </w:tcPr>
+          <w:p>
+            <w:pPr>
+              <w:spacing w:line="360" w:lineRule="auto"/>
+              <w:jc w:val="center"/>
+              <w:rPr>
+                <w:rFonts w:ascii="Times New Roman" w:eastAsia="Times New Roman" w:hAnsi="Times New Roman" w:cs="Times New Roman"/>
+                <w:color w:val="000009"/>
+                <w:sz w:val="28"/>
+                <w:szCs w:val="28"/>
+                <w:lang w:val="en-US"/>
+              </w:rPr>
+            </w:pPr>
+          </w:p>
+        </w:tc>
+        <w:tc>
+          <w:tcPr>
+            <w:tcW w:w="1426" w:type="dxa"/>
+          </w:tcPr>
+          <w:p>
+            <w:pPr>
+              <w:spacing w:line="360" w:lineRule="auto"/>
+              <w:jc w:val="center"/>
+              <w:rPr>
+                <w:rFonts w:ascii="Times New Roman" w:eastAsia="Times New Roman" w:hAnsi="Times New Roman" w:cs="Times New Roman"/>
+                <w:color w:val="000009"/>
+                <w:sz w:val="28"/>
+                <w:szCs w:val="28"/>
+                <w:lang w:val="en-US"/>
+              </w:rPr>
+            </w:pPr>
+            <w:r>
+              <w:rPr>
+                <w:rFonts w:ascii="Times New Roman" w:eastAsia="Times New Roman" w:hAnsi="Times New Roman" w:cs="Times New Roman"/>
+                <w:color w:val="000009"/>
+                <w:sz w:val="28"/>
+                <w:szCs w:val="28"/>
+                <w:lang w:val="en-US"/>
+              </w:rPr>
+              <w:t>S0/1/0</w:t>
+            </w:r>
+          </w:p>
+        </w:tc>
+        <w:tc>
+          <w:tcPr>
+            <w:tcW w:w="2115" w:type="dxa"/>
+          </w:tcPr>
+          <w:p>
+            <w:pPr>
+              <w:spacing w:line="360" w:lineRule="auto"/>
+              <w:jc w:val="center"/>
+              <w:rPr>
+                <w:rFonts w:ascii="Times New Roman" w:eastAsia="Times New Roman" w:hAnsi="Times New Roman" w:cs="Times New Roman"/>
+                <w:color w:val="000009"/>
+                <w:sz w:val="28"/>
+                <w:szCs w:val="28"/>
+                <w:lang w:val="en-US"/>
+              </w:rPr>
+            </w:pPr>
+            <w:r>
+              <w:rPr>
+                <w:rFonts w:ascii="Times New Roman" w:eastAsia="Times New Roman" w:hAnsi="Times New Roman" w:cs="Times New Roman"/>
+                <w:color w:val="000009"/>
+                <w:sz w:val="28"/>
+                <w:szCs w:val="28"/>
+                <w:lang w:val="en-US"/>
+              </w:rPr>
+              <w:t>209.165.201.2</w:t>
+            </w:r>
+          </w:p>
+        </w:tc>
+        <w:tc>
+          <w:tcPr>
+            <w:tcW w:w="2208" w:type="dxa"/>
+          </w:tcPr>
+          <w:p>
+            <w:pPr>
+              <w:spacing w:line="360" w:lineRule="auto"/>
+              <w:jc w:val="center"/>
+              <w:rPr>
+                <w:rFonts w:ascii="Times New Roman" w:eastAsia="Times New Roman" w:hAnsi="Times New Roman" w:cs="Times New Roman"/>
+                <w:color w:val="000009"/>
+                <w:sz w:val="28"/>
+                <w:szCs w:val="28"/>
+                <w:lang w:val="en-US"/>
+              </w:rPr>
+            </w:pPr>
+            <w:r>
+              <w:rPr>
+                <w:rFonts w:ascii="Times New Roman" w:eastAsia="Times New Roman" w:hAnsi="Times New Roman" w:cs="Times New Roman"/>
+                <w:color w:val="000009"/>
+                <w:sz w:val="28"/>
+                <w:szCs w:val="28"/>
+                <w:lang w:val="en-US"/>
+              </w:rPr>
+              <w:t>255.255.255.252</w:t>
+            </w:r>
+          </w:p>
+        </w:tc>
+        <w:tc>
+          <w:tcPr>
+            <w:tcW w:w="2106" w:type="dxa"/>
+            <w:vMerge/>
+          </w:tcPr>
+          <w:p>
+            <w:pPr>
+              <w:spacing w:line="360" w:lineRule="auto"/>
+              <w:jc w:val="center"/>
+              <w:rPr>
+                <w:rFonts w:ascii="Times New Roman" w:eastAsia="Times New Roman" w:hAnsi="Times New Roman" w:cs="Times New Roman"/>
+                <w:color w:val="000009"/>
+                <w:sz w:val="28"/>
+                <w:szCs w:val="28"/>
+              </w:rPr>
+            </w:pPr>
+          </w:p>
+        </w:tc>
+      </w:tr>
+      <w:tr>
+        <w:tc>
+          <w:tcPr>
+            <w:tcW w:w="2198" w:type="dxa"/>
+          </w:tcPr>
+          <w:p>
+            <w:pPr>
+              <w:spacing w:line="360" w:lineRule="auto"/>
+              <w:jc w:val="center"/>
+              <w:rPr>
+                <w:rFonts w:ascii="Times New Roman" w:eastAsia="Times New Roman" w:hAnsi="Times New Roman" w:cs="Times New Roman"/>
+                <w:color w:val="000009"/>
+                <w:sz w:val="28"/>
+                <w:szCs w:val="28"/>
+                <w:lang w:val="en-US"/>
+              </w:rPr>
+            </w:pPr>
+            <w:r>
+              <w:rPr>
+                <w:rFonts w:ascii="Times New Roman" w:eastAsia="Times New Roman" w:hAnsi="Times New Roman" w:cs="Times New Roman"/>
+                <w:color w:val="000009"/>
+                <w:sz w:val="28"/>
+                <w:szCs w:val="28"/>
+                <w:lang w:val="en-US"/>
+              </w:rPr>
+              <w:t>LAN-A Switch</w:t>
+            </w:r>
+          </w:p>
+        </w:tc>
+        <w:tc>
+          <w:tcPr>
+            <w:tcW w:w="1426" w:type="dxa"/>
+          </w:tcPr>
+          <w:p>
+            <w:pPr>
+              <w:spacing w:line="360" w:lineRule="auto"/>
+              <w:jc w:val="center"/>
+              <w:rPr>
+                <w:rFonts w:ascii="Times New Roman" w:eastAsia="Times New Roman" w:hAnsi="Times New Roman" w:cs="Times New Roman"/>
+                <w:color w:val="000009"/>
+                <w:sz w:val="28"/>
+                <w:szCs w:val="28"/>
+                <w:lang w:val="en-US"/>
+              </w:rPr>
+            </w:pPr>
+            <w:r>
+              <w:rPr>
+                <w:rFonts w:ascii="Times New Roman" w:eastAsia="Times New Roman" w:hAnsi="Times New Roman" w:cs="Times New Roman"/>
+                <w:color w:val="000009"/>
+                <w:sz w:val="28"/>
+                <w:szCs w:val="28"/>
+                <w:lang w:val="en-US"/>
+              </w:rPr>
+              <w:t>VLAN1</w:t>
+            </w:r>
+          </w:p>
+        </w:tc>
+        <w:tc>
+          <w:tcPr>
+            <w:tcW w:w="2115" w:type="dxa"/>
+          </w:tcPr>
+          <w:p>
+            <w:pPr>
+              <w:spacing w:line="360" w:lineRule="auto"/>
+              <w:jc w:val="center"/>
+              <w:rPr>
+                <w:rFonts w:ascii="Times New Roman" w:eastAsia="Times New Roman" w:hAnsi="Times New Roman" w:cs="Times New Roman"/>
+                <w:color w:val="000009"/>
+                <w:sz w:val="28"/>
+                <w:szCs w:val="28"/>
+              </w:rPr>
+            </w:pPr>
+            <w:r>
+              <w:rPr>
+                <w:rFonts w:ascii="Times New Roman" w:eastAsia="Times New Roman" w:hAnsi="Times New Roman" w:cs="Times New Roman"/>
+                <w:color w:val="000009"/>
+                <w:sz w:val="28"/>
+                <w:szCs w:val="28"/>
+              </w:rPr>
+              <w:t>192.168.0.</w:t>
+            </w:r>
+            <w:r>
+              <w:rPr>
+                <w:rFonts w:ascii="Times New Roman" w:eastAsia="Times New Roman" w:hAnsi="Times New Roman" w:cs="Times New Roman"/>
+                <w:color w:val="000009"/>
+                <w:sz w:val="28"/>
+                <w:szCs w:val="28"/>
+              </w:rPr>
+              <w:t>2</w:t>
+            </w:r>
+          </w:p>
+        </w:tc>
+        <w:tc>
+          <w:tcPr>
+            <w:tcW w:w="2208" w:type="dxa"/>
+          </w:tcPr>
+          <w:p>
+            <w:pPr>
+              <w:spacing w:line="360" w:lineRule="auto"/>
+              <w:jc w:val="center"/>
+              <w:rPr>
+                <w:rFonts w:ascii="Times New Roman" w:eastAsia="Times New Roman" w:hAnsi="Times New Roman" w:cs="Times New Roman"/>
+                <w:color w:val="000009"/>
+                <w:sz w:val="28"/>
+                <w:szCs w:val="28"/>
+              </w:rPr>
+            </w:pPr>
+            <w:r>
+              <w:rPr>
+                <w:rFonts w:ascii="Times New Roman" w:eastAsia="Times New Roman" w:hAnsi="Times New Roman" w:cs="Times New Roman"/>
+                <w:color w:val="000009"/>
+                <w:sz w:val="28"/>
+                <w:szCs w:val="28"/>
+                <w:lang w:val="en-US"/>
+              </w:rPr>
+              <w:t>255.255.255.</w:t>
+            </w:r>
+            <w:r>
+              <w:rPr>
+                <w:rFonts w:ascii="Times New Roman" w:eastAsia="Times New Roman" w:hAnsi="Times New Roman" w:cs="Times New Roman"/>
+                <w:color w:val="000009"/>
+                <w:sz w:val="28"/>
+                <w:szCs w:val="28"/>
+              </w:rPr>
+              <w:t>192</w:t>
+            </w:r>
+          </w:p>
+        </w:tc>
+        <w:tc>
+          <w:tcPr>
+            <w:tcW w:w="2106" w:type="dxa"/>
+          </w:tcPr>
+          <w:p>
+            <w:pPr>
+              <w:spacing w:line="360" w:lineRule="auto"/>
+              <w:jc w:val="center"/>
+              <w:rPr>
+                <w:rFonts w:ascii="Times New Roman" w:eastAsia="Times New Roman" w:hAnsi="Times New Roman" w:cs="Times New Roman"/>
+                <w:color w:val="000009"/>
+                <w:sz w:val="28"/>
+                <w:szCs w:val="28"/>
+              </w:rPr>
+            </w:pPr>
+            <w:r>
+              <w:rPr>
+                <w:rFonts w:ascii="Times New Roman" w:eastAsia="Times New Roman" w:hAnsi="Times New Roman" w:cs="Times New Roman"/>
+                <w:color w:val="000009"/>
+                <w:sz w:val="28"/>
+                <w:szCs w:val="28"/>
+              </w:rPr>
+              <w:t>192.168.0.1</w:t>
+            </w:r>
+          </w:p>
+        </w:tc>
+      </w:tr>
+      <w:tr>
+        <w:tc>
+          <w:tcPr>
+            <w:tcW w:w="2198" w:type="dxa"/>
+          </w:tcPr>
+          <w:p>
+            <w:pPr>
+              <w:spacing w:line="360" w:lineRule="auto"/>
+              <w:jc w:val="center"/>
+              <w:rPr>
+                <w:rFonts w:ascii="Times New Roman" w:eastAsia="Times New Roman" w:hAnsi="Times New Roman" w:cs="Times New Roman"/>
+                <w:color w:val="000009"/>
+                <w:sz w:val="28"/>
+                <w:szCs w:val="28"/>
+                <w:lang w:val="en-US"/>
+              </w:rPr>
+            </w:pPr>
+            <w:r>
+              <w:rPr>
+                <w:rFonts w:ascii="Times New Roman" w:eastAsia="Times New Roman" w:hAnsi="Times New Roman" w:cs="Times New Roman"/>
+                <w:color w:val="000009"/>
+                <w:sz w:val="28"/>
+                <w:szCs w:val="28"/>
+                <w:lang w:val="en-US"/>
+              </w:rPr>
+              <w:t>LAN-B Switch</w:t>
+            </w:r>
+          </w:p>
+        </w:tc>
+        <w:tc>
+          <w:tcPr>
+            <w:tcW w:w="1426" w:type="dxa"/>
+          </w:tcPr>
+          <w:p>
+            <w:pPr>
+              <w:spacing w:line="360" w:lineRule="auto"/>
+              <w:jc w:val="center"/>
+              <w:rPr>
+                <w:rFonts w:ascii="Times New Roman" w:eastAsia="Times New Roman" w:hAnsi="Times New Roman" w:cs="Times New Roman"/>
+                <w:color w:val="000009"/>
+                <w:sz w:val="28"/>
+                <w:szCs w:val="28"/>
+                <w:lang w:val="en-US"/>
+              </w:rPr>
+            </w:pPr>
+            <w:r>
+              <w:rPr>
+                <w:rFonts w:ascii="Times New Roman" w:eastAsia="Times New Roman" w:hAnsi="Times New Roman" w:cs="Times New Roman"/>
+                <w:color w:val="000009"/>
+                <w:sz w:val="28"/>
+                <w:szCs w:val="28"/>
+                <w:lang w:val="en-US"/>
+              </w:rPr>
+              <w:t>VLAN1</w:t>
+            </w:r>
+          </w:p>
+        </w:tc>
+        <w:tc>
+          <w:tcPr>
+            <w:tcW w:w="2115" w:type="dxa"/>
+          </w:tcPr>
+          <w:p>
+            <w:pPr>
+              <w:spacing w:line="360" w:lineRule="auto"/>
+              <w:jc w:val="center"/>
+              <w:rPr>
+                <w:rFonts w:ascii="Times New Roman" w:eastAsia="Times New Roman" w:hAnsi="Times New Roman" w:cs="Times New Roman"/>
+                <w:color w:val="000009"/>
+                <w:sz w:val="28"/>
+                <w:szCs w:val="28"/>
+              </w:rPr>
+            </w:pPr>
+            <w:r>
+              <w:rPr>
+                <w:rFonts w:ascii="Times New Roman" w:eastAsia="Times New Roman" w:hAnsi="Times New Roman" w:cs="Times New Roman"/>
+                <w:color w:val="000009"/>
+                <w:sz w:val="28"/>
+                <w:szCs w:val="28"/>
+              </w:rPr>
+              <w:t>192.168.0.</w:t>
+            </w:r>
+            <w:r>
+              <w:rPr>
+                <w:rFonts w:ascii="Times New Roman" w:eastAsia="Times New Roman" w:hAnsi="Times New Roman" w:cs="Times New Roman"/>
+                <w:color w:val="000009"/>
+                <w:sz w:val="28"/>
+                <w:szCs w:val="28"/>
+              </w:rPr>
+              <w:t>66</w:t>
+            </w:r>
+          </w:p>
+        </w:tc>
+        <w:tc>
+          <w:tcPr>
+            <w:tcW w:w="2208" w:type="dxa"/>
+          </w:tcPr>
+          <w:p>
+            <w:pPr>
+              <w:spacing w:line="360" w:lineRule="auto"/>
+              <w:jc w:val="center"/>
+              <w:rPr>
+                <w:rFonts w:ascii="Times New Roman" w:eastAsia="Times New Roman" w:hAnsi="Times New Roman" w:cs="Times New Roman"/>
+                <w:color w:val="000009"/>
+                <w:sz w:val="28"/>
+                <w:szCs w:val="28"/>
+              </w:rPr>
+            </w:pPr>
+            <w:r>
+              <w:rPr>
+                <w:rFonts w:ascii="Times New Roman" w:eastAsia="Times New Roman" w:hAnsi="Times New Roman" w:cs="Times New Roman"/>
+                <w:color w:val="000009"/>
+                <w:sz w:val="28"/>
+                <w:szCs w:val="28"/>
+                <w:lang w:val="en-US"/>
+              </w:rPr>
+              <w:t>255.255.255.</w:t>
+            </w:r>
+            <w:r>
+              <w:rPr>
+                <w:rFonts w:ascii="Times New Roman" w:eastAsia="Times New Roman" w:hAnsi="Times New Roman" w:cs="Times New Roman"/>
+                <w:color w:val="000009"/>
+                <w:sz w:val="28"/>
+                <w:szCs w:val="28"/>
+              </w:rPr>
+              <w:t>192</w:t>
+            </w:r>
+          </w:p>
+        </w:tc>
+        <w:tc>
+          <w:tcPr>
+            <w:tcW w:w="2106" w:type="dxa"/>
+          </w:tcPr>
+          <w:p>
+            <w:pPr>
+              <w:spacing w:line="360" w:lineRule="auto"/>
+              <w:jc w:val="center"/>
+              <w:rPr>
+                <w:rFonts w:ascii="Times New Roman" w:eastAsia="Times New Roman" w:hAnsi="Times New Roman" w:cs="Times New Roman"/>
+                <w:color w:val="000009"/>
+                <w:sz w:val="28"/>
+                <w:szCs w:val="28"/>
+              </w:rPr>
+            </w:pPr>
+            <w:r>
+              <w:rPr>
+                <w:rFonts w:ascii="Times New Roman" w:eastAsia="Times New Roman" w:hAnsi="Times New Roman" w:cs="Times New Roman"/>
+                <w:color w:val="000009"/>
+                <w:sz w:val="28"/>
+                <w:szCs w:val="28"/>
+              </w:rPr>
+              <w:t>192.168.0.65</w:t>
+            </w:r>
+          </w:p>
+        </w:tc>
+      </w:tr>
+      <w:tr>
+        <w:tc>
+          <w:tcPr>
+            <w:tcW w:w="2198" w:type="dxa"/>
+          </w:tcPr>
+          <w:p>
+            <w:pPr>
+              <w:spacing w:line="360" w:lineRule="auto"/>
+              <w:jc w:val="center"/>
+              <w:rPr>
+                <w:rFonts w:ascii="Times New Roman" w:eastAsia="Times New Roman" w:hAnsi="Times New Roman" w:cs="Times New Roman"/>
+                <w:color w:val="000009"/>
+                <w:sz w:val="28"/>
+                <w:szCs w:val="28"/>
+                <w:lang w:val="en-US"/>
+              </w:rPr>
+            </w:pPr>
+            <w:r>
+              <w:rPr>
+                <w:rFonts w:ascii="Times New Roman" w:eastAsia="Times New Roman" w:hAnsi="Times New Roman" w:cs="Times New Roman"/>
+                <w:color w:val="000009"/>
+                <w:sz w:val="28"/>
+                <w:szCs w:val="28"/>
+                <w:lang w:val="en-US"/>
+              </w:rPr>
+              <w:t>PC-A</w:t>
+            </w:r>
+          </w:p>
+        </w:tc>
+        <w:tc>
+          <w:tcPr>
+            <w:tcW w:w="1426" w:type="dxa"/>
+          </w:tcPr>
+          <w:p>
+            <w:pPr>
+              <w:spacing w:line="360" w:lineRule="auto"/>
+              <w:jc w:val="center"/>
+              <w:rPr>
+                <w:rFonts w:ascii="Times New Roman" w:eastAsia="Times New Roman" w:hAnsi="Times New Roman" w:cs="Times New Roman"/>
+                <w:color w:val="000009"/>
+                <w:sz w:val="28"/>
+                <w:szCs w:val="28"/>
+                <w:lang w:val="en-US"/>
+              </w:rPr>
+            </w:pPr>
+            <w:r>
+              <w:rPr>
+                <w:rFonts w:ascii="Times New Roman" w:eastAsia="Times New Roman" w:hAnsi="Times New Roman" w:cs="Times New Roman"/>
+                <w:color w:val="000009"/>
+                <w:sz w:val="28"/>
+                <w:szCs w:val="28"/>
+                <w:lang w:val="en-US"/>
+              </w:rPr>
+              <w:t>NIC</w:t>
+            </w:r>
+          </w:p>
+        </w:tc>
+        <w:tc>
+          <w:tcPr>
+            <w:tcW w:w="2115" w:type="dxa"/>
+          </w:tcPr>
+          <w:p>
+            <w:pPr>
+              <w:spacing w:line="360" w:lineRule="auto"/>
+              <w:jc w:val="center"/>
+              <w:rPr>
+                <w:rFonts w:ascii="Times New Roman" w:eastAsia="Times New Roman" w:hAnsi="Times New Roman" w:cs="Times New Roman"/>
+                <w:color w:val="000009"/>
+                <w:sz w:val="28"/>
+                <w:szCs w:val="28"/>
+              </w:rPr>
+            </w:pPr>
+            <w:r>
+              <w:rPr>
+                <w:rFonts w:ascii="Times New Roman" w:eastAsia="Times New Roman" w:hAnsi="Times New Roman" w:cs="Times New Roman"/>
+                <w:color w:val="000009"/>
+                <w:sz w:val="28"/>
+                <w:szCs w:val="28"/>
+              </w:rPr>
+              <w:t>192.168.0.6</w:t>
+            </w:r>
+            <w:r>
+              <w:rPr>
+                <w:rFonts w:ascii="Times New Roman" w:eastAsia="Times New Roman" w:hAnsi="Times New Roman" w:cs="Times New Roman"/>
+                <w:color w:val="000009"/>
+                <w:sz w:val="28"/>
+                <w:szCs w:val="28"/>
+              </w:rPr>
+              <w:t>2</w:t>
+            </w:r>
+          </w:p>
+        </w:tc>
+        <w:tc>
+          <w:tcPr>
+            <w:tcW w:w="2208" w:type="dxa"/>
+          </w:tcPr>
+          <w:p>
+            <w:pPr>
+              <w:spacing w:line="360" w:lineRule="auto"/>
+              <w:jc w:val="center"/>
+              <w:rPr>
+                <w:rFonts w:ascii="Times New Roman" w:eastAsia="Times New Roman" w:hAnsi="Times New Roman" w:cs="Times New Roman"/>
+                <w:color w:val="000009"/>
+                <w:sz w:val="28"/>
+                <w:szCs w:val="28"/>
+              </w:rPr>
+            </w:pPr>
+            <w:r>
+              <w:rPr>
+                <w:rFonts w:ascii="Times New Roman" w:eastAsia="Times New Roman" w:hAnsi="Times New Roman" w:cs="Times New Roman"/>
+                <w:color w:val="000009"/>
+                <w:sz w:val="28"/>
+                <w:szCs w:val="28"/>
+                <w:lang w:val="en-US"/>
+              </w:rPr>
+              <w:t>255.255.255.</w:t>
+            </w:r>
+            <w:r>
+              <w:rPr>
+                <w:rFonts w:ascii="Times New Roman" w:eastAsia="Times New Roman" w:hAnsi="Times New Roman" w:cs="Times New Roman"/>
+                <w:color w:val="000009"/>
+                <w:sz w:val="28"/>
+                <w:szCs w:val="28"/>
+              </w:rPr>
+              <w:t>192</w:t>
+            </w:r>
+          </w:p>
+        </w:tc>
+        <w:tc>
+          <w:tcPr>
+            <w:tcW w:w="2106" w:type="dxa"/>
+          </w:tcPr>
+          <w:p>
+            <w:pPr>
+              <w:spacing w:line="360" w:lineRule="auto"/>
+              <w:jc w:val="center"/>
+              <w:rPr>
+                <w:rFonts w:ascii="Times New Roman" w:eastAsia="Times New Roman" w:hAnsi="Times New Roman" w:cs="Times New Roman"/>
+                <w:color w:val="000009"/>
+                <w:sz w:val="28"/>
+                <w:szCs w:val="28"/>
+              </w:rPr>
+            </w:pPr>
+            <w:r>
+              <w:rPr>
+                <w:rFonts w:ascii="Times New Roman" w:eastAsia="Times New Roman" w:hAnsi="Times New Roman" w:cs="Times New Roman"/>
+                <w:color w:val="000009"/>
+                <w:sz w:val="28"/>
+                <w:szCs w:val="28"/>
+              </w:rPr>
+              <w:t>192.168.0.1</w:t>
+            </w:r>
+          </w:p>
+        </w:tc>
+      </w:tr>
+      <w:tr>
+        <w:tc>
+          <w:tcPr>
+            <w:tcW w:w="2198" w:type="dxa"/>
+          </w:tcPr>
+          <w:p>
+            <w:pPr>
+              <w:spacing w:line="360" w:lineRule="auto"/>
+              <w:jc w:val="center"/>
+              <w:rPr>
+                <w:rFonts w:ascii="Times New Roman" w:eastAsia="Times New Roman" w:hAnsi="Times New Roman" w:cs="Times New Roman"/>
+                <w:color w:val="000009"/>
+                <w:sz w:val="28"/>
+                <w:szCs w:val="28"/>
+                <w:lang w:val="en-US"/>
+              </w:rPr>
+            </w:pPr>
+            <w:r>
+              <w:rPr>
+                <w:rFonts w:ascii="Times New Roman" w:eastAsia="Times New Roman" w:hAnsi="Times New Roman" w:cs="Times New Roman"/>
+                <w:color w:val="000009"/>
+                <w:sz w:val="28"/>
+                <w:szCs w:val="28"/>
+                <w:lang w:val="en-US"/>
+              </w:rPr>
+              <w:t>PC-B</w:t>
+            </w:r>
+          </w:p>
+        </w:tc>
+        <w:tc>
+          <w:tcPr>
+            <w:tcW w:w="1426" w:type="dxa"/>
+          </w:tcPr>
+          <w:p>
+            <w:pPr>
+              <w:spacing w:line="360" w:lineRule="auto"/>
+              <w:jc w:val="center"/>
+              <w:rPr>
+                <w:rFonts w:ascii="Times New Roman" w:eastAsia="Times New Roman" w:hAnsi="Times New Roman" w:cs="Times New Roman"/>
+                <w:color w:val="000009"/>
+                <w:sz w:val="28"/>
+                <w:szCs w:val="28"/>
+                <w:lang w:val="en-US"/>
+              </w:rPr>
+            </w:pPr>
+            <w:r>
+              <w:rPr>
+                <w:rFonts w:ascii="Times New Roman" w:eastAsia="Times New Roman" w:hAnsi="Times New Roman" w:cs="Times New Roman"/>
+                <w:color w:val="000009"/>
+                <w:sz w:val="28"/>
+                <w:szCs w:val="28"/>
+                <w:lang w:val="en-US"/>
+              </w:rPr>
+              <w:t>NIC</w:t>
+            </w:r>
+          </w:p>
+        </w:tc>
+        <w:tc>
+          <w:tcPr>
+            <w:tcW w:w="2115" w:type="dxa"/>
+          </w:tcPr>
+          <w:p>
+            <w:pPr>
+              <w:spacing w:line="360" w:lineRule="auto"/>
+              <w:jc w:val="center"/>
+              <w:rPr>
+                <w:rFonts w:ascii="Times New Roman" w:eastAsia="Times New Roman" w:hAnsi="Times New Roman" w:cs="Times New Roman"/>
+                <w:color w:val="000009"/>
+                <w:sz w:val="28"/>
+                <w:szCs w:val="28"/>
+              </w:rPr>
+            </w:pPr>
+            <w:r>
+              <w:rPr>
+                <w:rFonts w:ascii="Times New Roman" w:eastAsia="Times New Roman" w:hAnsi="Times New Roman" w:cs="Times New Roman"/>
+                <w:color w:val="000009"/>
+                <w:sz w:val="28"/>
+                <w:szCs w:val="28"/>
+              </w:rPr>
+              <w:t>192.168.0.</w:t>
+            </w:r>
+            <w:r>
+              <w:rPr>
+                <w:rFonts w:ascii="Times New Roman" w:eastAsia="Times New Roman" w:hAnsi="Times New Roman" w:cs="Times New Roman"/>
+                <w:color w:val="000009"/>
+                <w:sz w:val="28"/>
+                <w:szCs w:val="28"/>
+              </w:rPr>
+              <w:t>126</w:t>
+            </w:r>
+          </w:p>
+        </w:tc>
+        <w:tc>
+          <w:tcPr>
+            <w:tcW w:w="2208" w:type="dxa"/>
+          </w:tcPr>
+          <w:p>
+            <w:pPr>
+              <w:spacing w:line="360" w:lineRule="auto"/>
+              <w:jc w:val="center"/>
+              <w:rPr>
+                <w:rFonts w:ascii="Times New Roman" w:eastAsia="Times New Roman" w:hAnsi="Times New Roman" w:cs="Times New Roman"/>
+                <w:color w:val="000009"/>
+                <w:sz w:val="28"/>
+                <w:szCs w:val="28"/>
+              </w:rPr>
+            </w:pPr>
+            <w:r>
+              <w:rPr>
+                <w:rFonts w:ascii="Times New Roman" w:eastAsia="Times New Roman" w:hAnsi="Times New Roman" w:cs="Times New Roman"/>
+                <w:color w:val="000009"/>
+                <w:sz w:val="28"/>
+                <w:szCs w:val="28"/>
+                <w:lang w:val="en-US"/>
+              </w:rPr>
+              <w:t>255.255.255.</w:t>
+            </w:r>
+            <w:r>
+              <w:rPr>
+                <w:rFonts w:ascii="Times New Roman" w:eastAsia="Times New Roman" w:hAnsi="Times New Roman" w:cs="Times New Roman"/>
+                <w:color w:val="000009"/>
+                <w:sz w:val="28"/>
+                <w:szCs w:val="28"/>
+              </w:rPr>
+              <w:t>192</w:t>
+            </w:r>
+          </w:p>
+        </w:tc>
+        <w:tc>
+          <w:tcPr>
+            <w:tcW w:w="2106" w:type="dxa"/>
+          </w:tcPr>
+          <w:p>
+            <w:pPr>
+              <w:spacing w:line="360" w:lineRule="auto"/>
+              <w:jc w:val="center"/>
+              <w:rPr>
+                <w:rFonts w:ascii="Times New Roman" w:eastAsia="Times New Roman" w:hAnsi="Times New Roman" w:cs="Times New Roman"/>
+                <w:color w:val="000009"/>
+                <w:sz w:val="28"/>
+                <w:szCs w:val="28"/>
+              </w:rPr>
+            </w:pPr>
+            <w:r>
+              <w:rPr>
+                <w:rFonts w:ascii="Times New Roman" w:eastAsia="Times New Roman" w:hAnsi="Times New Roman" w:cs="Times New Roman"/>
+                <w:color w:val="000009"/>
+                <w:sz w:val="28"/>
+                <w:szCs w:val="28"/>
+              </w:rPr>
+              <w:t>192.168.0.65</w:t>
+            </w:r>
+          </w:p>
+        </w:tc>
+      </w:tr>
+      <w:tr>
+        <w:tc>
+          <w:tcPr>
+            <w:tcW w:w="2198" w:type="dxa"/>
+            <w:vMerge w:val="restart"/>
+          </w:tcPr>
+          <w:p>
+            <w:pPr>
+              <w:spacing w:line="360" w:lineRule="auto"/>
+              <w:jc w:val="center"/>
+              <w:rPr>
+                <w:rFonts w:ascii="Times New Roman" w:eastAsia="Times New Roman" w:hAnsi="Times New Roman" w:cs="Times New Roman"/>
+                <w:color w:val="000009"/>
+                <w:sz w:val="28"/>
+                <w:szCs w:val="28"/>
+                <w:lang w:val="en-US"/>
+              </w:rPr>
+            </w:pPr>
+            <w:proofErr w:type="spellStart"/>
+            <w:r>
+              <w:rPr>
+                <w:rFonts w:ascii="Times New Roman" w:eastAsia="Times New Roman" w:hAnsi="Times New Roman" w:cs="Times New Roman"/>
+                <w:color w:val="000009"/>
+                <w:sz w:val="28"/>
+                <w:szCs w:val="28"/>
+                <w:lang w:val="en-US"/>
+              </w:rPr>
+              <w:t>ISPRouter</w:t>
+            </w:r>
+            <w:proofErr w:type="spellEnd"/>
+          </w:p>
+        </w:tc>
+        <w:tc>
+          <w:tcPr>
+            <w:tcW w:w="1426" w:type="dxa"/>
+          </w:tcPr>
+          <w:p>
+            <w:pPr>
+              <w:spacing w:line="360" w:lineRule="auto"/>
+              <w:jc w:val="center"/>
+              <w:rPr>
+                <w:rFonts w:ascii="Times New Roman" w:eastAsia="Times New Roman" w:hAnsi="Times New Roman" w:cs="Times New Roman"/>
+                <w:color w:val="000009"/>
+                <w:sz w:val="28"/>
+                <w:szCs w:val="28"/>
+                <w:lang w:val="en-US"/>
+              </w:rPr>
+            </w:pPr>
+            <w:r>
+              <w:rPr>
+                <w:rFonts w:ascii="Times New Roman" w:eastAsia="Times New Roman" w:hAnsi="Times New Roman" w:cs="Times New Roman"/>
+                <w:color w:val="000009"/>
+                <w:sz w:val="28"/>
+                <w:szCs w:val="28"/>
+                <w:lang w:val="en-US"/>
+              </w:rPr>
+              <w:t>G0/0</w:t>
+            </w:r>
+          </w:p>
+        </w:tc>
+        <w:tc>
+          <w:tcPr>
+            <w:tcW w:w="2115" w:type="dxa"/>
+          </w:tcPr>
+          <w:p>
+            <w:pPr>
+              <w:spacing w:line="360" w:lineRule="auto"/>
+              <w:jc w:val="center"/>
+              <w:rPr>
+                <w:rFonts w:ascii="Times New Roman" w:eastAsia="Times New Roman" w:hAnsi="Times New Roman" w:cs="Times New Roman"/>
+                <w:color w:val="000009"/>
+                <w:sz w:val="28"/>
+                <w:szCs w:val="28"/>
+                <w:lang w:val="en-US"/>
+              </w:rPr>
+            </w:pPr>
+            <w:r>
+              <w:rPr>
+                <w:rFonts w:ascii="Times New Roman" w:eastAsia="Times New Roman" w:hAnsi="Times New Roman" w:cs="Times New Roman"/>
+                <w:color w:val="000009"/>
+                <w:sz w:val="28"/>
+                <w:szCs w:val="28"/>
+                <w:lang w:val="en-US"/>
+              </w:rPr>
+              <w:t>209.165.200.225</w:t>
+            </w:r>
+          </w:p>
+        </w:tc>
+        <w:tc>
+          <w:tcPr>
+            <w:tcW w:w="2208" w:type="dxa"/>
+          </w:tcPr>
+          <w:p>
+            <w:pPr>
+              <w:spacing w:line="360" w:lineRule="auto"/>
+              <w:jc w:val="center"/>
+              <w:rPr>
+                <w:rFonts w:ascii="Times New Roman" w:eastAsia="Times New Roman" w:hAnsi="Times New Roman" w:cs="Times New Roman"/>
+                <w:color w:val="000009"/>
+                <w:sz w:val="28"/>
+                <w:szCs w:val="28"/>
+                <w:lang w:val="en-US"/>
+              </w:rPr>
+            </w:pPr>
+            <w:r>
+              <w:rPr>
+                <w:rFonts w:ascii="Times New Roman" w:eastAsia="Times New Roman" w:hAnsi="Times New Roman" w:cs="Times New Roman"/>
+                <w:color w:val="000009"/>
+                <w:sz w:val="28"/>
+                <w:szCs w:val="28"/>
+                <w:lang w:val="en-US"/>
+              </w:rPr>
+              <w:t>255.255.255.224</w:t>
+            </w:r>
+          </w:p>
+        </w:tc>
+        <w:tc>
+          <w:tcPr>
+            <w:tcW w:w="2106" w:type="dxa"/>
+            <w:vMerge w:val="restart"/>
+          </w:tcPr>
+          <w:p>
+            <w:pPr>
+              <w:spacing w:line="360" w:lineRule="auto"/>
+              <w:jc w:val="center"/>
+              <w:rPr>
+                <w:rFonts w:ascii="Times New Roman" w:eastAsia="Times New Roman" w:hAnsi="Times New Roman" w:cs="Times New Roman"/>
+                <w:color w:val="000009"/>
+                <w:sz w:val="28"/>
+                <w:szCs w:val="28"/>
+                <w:lang w:val="en-US"/>
+              </w:rPr>
+            </w:pPr>
+            <w:r>
+              <w:rPr>
+                <w:rFonts w:ascii="Times New Roman" w:eastAsia="Times New Roman" w:hAnsi="Times New Roman" w:cs="Times New Roman"/>
+                <w:color w:val="000009"/>
+                <w:sz w:val="28"/>
+                <w:szCs w:val="28"/>
+                <w:lang w:val="en-US"/>
+              </w:rPr>
+              <w:t>N/A</w:t>
+            </w:r>
+          </w:p>
+        </w:tc>
+      </w:tr>
+      <w:tr>
+        <w:tc>
+          <w:tcPr>
+            <w:tcW w:w="2198" w:type="dxa"/>
+            <w:vMerge/>
+          </w:tcPr>
+          <w:p>
+            <w:pPr>
+              <w:spacing w:line="360" w:lineRule="auto"/>
+              <w:jc w:val="center"/>
+              <w:rPr>
+                <w:rFonts w:ascii="Times New Roman" w:eastAsia="Times New Roman" w:hAnsi="Times New Roman" w:cs="Times New Roman"/>
+                <w:color w:val="000009"/>
+                <w:sz w:val="28"/>
+                <w:szCs w:val="28"/>
+                <w:lang w:val="en-US"/>
+              </w:rPr>
+            </w:pPr>
+          </w:p>
+        </w:tc>
+        <w:tc>
+          <w:tcPr>
+            <w:tcW w:w="1426" w:type="dxa"/>
+          </w:tcPr>
+          <w:p>
+            <w:pPr>
+              <w:spacing w:line="360" w:lineRule="auto"/>
+              <w:jc w:val="center"/>
+              <w:rPr>
+                <w:rFonts w:ascii="Times New Roman" w:eastAsia="Times New Roman" w:hAnsi="Times New Roman" w:cs="Times New Roman"/>
+                <w:color w:val="000009"/>
+                <w:sz w:val="28"/>
+                <w:szCs w:val="28"/>
+                <w:lang w:val="en-US"/>
+              </w:rPr>
+            </w:pPr>
+            <w:r>
+              <w:rPr>
+                <w:rFonts w:ascii="Times New Roman" w:eastAsia="Times New Roman" w:hAnsi="Times New Roman" w:cs="Times New Roman"/>
+                <w:color w:val="000009"/>
+                <w:sz w:val="28"/>
+                <w:szCs w:val="28"/>
+                <w:lang w:val="en-US"/>
+              </w:rPr>
+              <w:t>S0/1/0</w:t>
+            </w:r>
+          </w:p>
+        </w:tc>
+        <w:tc>
+          <w:tcPr>
+            <w:tcW w:w="2115" w:type="dxa"/>
+          </w:tcPr>
+          <w:p>
+            <w:pPr>
+              <w:spacing w:line="360" w:lineRule="auto"/>
+              <w:jc w:val="center"/>
+              <w:rPr>
+                <w:rFonts w:ascii="Times New Roman" w:eastAsia="Times New Roman" w:hAnsi="Times New Roman" w:cs="Times New Roman"/>
+                <w:color w:val="000009"/>
+                <w:sz w:val="28"/>
+                <w:szCs w:val="28"/>
+                <w:lang w:val="en-US"/>
+              </w:rPr>
+            </w:pPr>
+            <w:r>
+              <w:rPr>
+                <w:rFonts w:ascii="Times New Roman" w:eastAsia="Times New Roman" w:hAnsi="Times New Roman" w:cs="Times New Roman"/>
+                <w:color w:val="000009"/>
+                <w:sz w:val="28"/>
+                <w:szCs w:val="28"/>
+                <w:lang w:val="en-US"/>
+              </w:rPr>
+              <w:t>209.165.201.1</w:t>
+            </w:r>
+          </w:p>
+        </w:tc>
+        <w:tc>
+          <w:tcPr>
+            <w:tcW w:w="2208" w:type="dxa"/>
+          </w:tcPr>
+          <w:p>
+            <w:pPr>
+              <w:spacing w:line="360" w:lineRule="auto"/>
+              <w:jc w:val="center"/>
+              <w:rPr>
+                <w:rFonts w:ascii="Times New Roman" w:eastAsia="Times New Roman" w:hAnsi="Times New Roman" w:cs="Times New Roman"/>
+                <w:color w:val="000009"/>
+                <w:sz w:val="28"/>
+                <w:szCs w:val="28"/>
+                <w:lang w:val="en-US"/>
+              </w:rPr>
+            </w:pPr>
+            <w:r>
+              <w:rPr>
+                <w:rFonts w:ascii="Times New Roman" w:eastAsia="Times New Roman" w:hAnsi="Times New Roman" w:cs="Times New Roman"/>
+                <w:color w:val="000009"/>
+                <w:sz w:val="28"/>
+                <w:szCs w:val="28"/>
+                <w:lang w:val="en-US"/>
+              </w:rPr>
+              <w:t>255.255.255.252</w:t>
+            </w:r>
+          </w:p>
+        </w:tc>
+        <w:tc>
+          <w:tcPr>
+            <w:tcW w:w="2106" w:type="dxa"/>
+            <w:vMerge/>
+          </w:tcPr>
+          <w:p>
+            <w:pPr>
+              <w:spacing w:line="360" w:lineRule="auto"/>
+              <w:jc w:val="center"/>
+              <w:rPr>
+                <w:rFonts w:ascii="Times New Roman" w:eastAsia="Times New Roman" w:hAnsi="Times New Roman" w:cs="Times New Roman"/>
+                <w:color w:val="000009"/>
+                <w:sz w:val="28"/>
+                <w:szCs w:val="28"/>
+              </w:rPr>
+            </w:pPr>
+          </w:p>
+        </w:tc>
+      </w:tr>
+    </w:tbl>
+    <w:p>
+      <w:pPr>
+        <w:spacing w:after="0" w:line="360" w:lineRule="auto"/>
+        <w:jc w:val="right"/>
+        <w:rPr>
+          <w:rFonts w:ascii="Times New Roman" w:eastAsia="Times New Roman" w:hAnsi="Times New Roman" w:cs="Times New Roman"/>
+          <w:color w:val="000009"/>
+          <w:sz w:val="28"/>
+          <w:szCs w:val="28"/>
+        </w:rPr>
+      </w:pPr>
+      <w:r>
+        <w:rPr>
+          <w:rFonts w:ascii="Times New Roman" w:eastAsia="Times New Roman" w:hAnsi="Times New Roman" w:cs="Times New Roman"/>
+          <w:color w:val="000009"/>
+          <w:sz w:val="28"/>
+          <w:szCs w:val="28"/>
+        </w:rPr>
+        <w:lastRenderedPageBreak/>
+        <w:t>Продовження таблиці 12.1</w:t>
+      </w:r>
+    </w:p>
+    <w:tbl>
+      <w:tblPr>
+        <w:tblStyle w:val="a9"/>
+        <w:tblW w:w="0" w:type="auto"/>
+        <w:tblLook w:val="04A0" w:firstRow="1" w:lastRow="0" w:firstColumn="1" w:lastColumn="0" w:noHBand="0" w:noVBand="1"/>
+      </w:tblPr>
+      <w:tblGrid>
+        <w:gridCol w:w="2263"/>
+        <w:gridCol w:w="1306"/>
+        <w:gridCol w:w="2120"/>
+        <w:gridCol w:w="2258"/>
+        <w:gridCol w:w="2106"/>
+      </w:tblGrid>
+      <w:tr>
+        <w:tc>
+          <w:tcPr>
+            <w:tcW w:w="2263" w:type="dxa"/>
+          </w:tcPr>
+          <w:p>
+            <w:pPr>
+              <w:spacing w:line="360" w:lineRule="auto"/>
+              <w:jc w:val="center"/>
+              <w:rPr>
+                <w:rFonts w:ascii="Times New Roman" w:eastAsia="Times New Roman" w:hAnsi="Times New Roman" w:cs="Times New Roman"/>
+                <w:color w:val="000009"/>
+                <w:sz w:val="28"/>
+                <w:szCs w:val="28"/>
+                <w:lang w:val="en-US"/>
+              </w:rPr>
+            </w:pPr>
+            <w:proofErr w:type="spellStart"/>
+            <w:r>
+              <w:rPr>
+                <w:rFonts w:ascii="Times New Roman" w:eastAsia="Times New Roman" w:hAnsi="Times New Roman" w:cs="Times New Roman"/>
+                <w:color w:val="000009"/>
+                <w:sz w:val="28"/>
+                <w:szCs w:val="28"/>
+                <w:lang w:val="en-US"/>
+              </w:rPr>
+              <w:t>ISPSwitch</w:t>
+            </w:r>
+            <w:proofErr w:type="spellEnd"/>
+          </w:p>
+        </w:tc>
+        <w:tc>
+          <w:tcPr>
+            <w:tcW w:w="1306" w:type="dxa"/>
+          </w:tcPr>
+          <w:p>
+            <w:pPr>
+              <w:spacing w:line="360" w:lineRule="auto"/>
+              <w:jc w:val="center"/>
+              <w:rPr>
+                <w:rFonts w:ascii="Times New Roman" w:eastAsia="Times New Roman" w:hAnsi="Times New Roman" w:cs="Times New Roman"/>
+                <w:color w:val="000009"/>
+                <w:sz w:val="28"/>
+                <w:szCs w:val="28"/>
+                <w:lang w:val="en-US"/>
+              </w:rPr>
+            </w:pPr>
+            <w:r>
+              <w:rPr>
+                <w:rFonts w:ascii="Times New Roman" w:eastAsia="Times New Roman" w:hAnsi="Times New Roman" w:cs="Times New Roman"/>
+                <w:color w:val="000009"/>
+                <w:sz w:val="28"/>
+                <w:szCs w:val="28"/>
+                <w:lang w:val="en-US"/>
+              </w:rPr>
+              <w:t>VLAN1</w:t>
+            </w:r>
+          </w:p>
+        </w:tc>
+        <w:tc>
+          <w:tcPr>
+            <w:tcW w:w="2120" w:type="dxa"/>
+          </w:tcPr>
+          <w:p>
+            <w:pPr>
+              <w:spacing w:line="360" w:lineRule="auto"/>
+              <w:jc w:val="center"/>
+              <w:rPr>
+                <w:rFonts w:ascii="Times New Roman" w:eastAsia="Times New Roman" w:hAnsi="Times New Roman" w:cs="Times New Roman"/>
+                <w:color w:val="000009"/>
+                <w:sz w:val="28"/>
+                <w:szCs w:val="28"/>
+                <w:lang w:val="en-US"/>
+              </w:rPr>
+            </w:pPr>
+            <w:r>
+              <w:rPr>
+                <w:rFonts w:ascii="Times New Roman" w:eastAsia="Times New Roman" w:hAnsi="Times New Roman" w:cs="Times New Roman"/>
+                <w:color w:val="000009"/>
+                <w:sz w:val="28"/>
+                <w:szCs w:val="28"/>
+                <w:lang w:val="en-US"/>
+              </w:rPr>
+              <w:t>209.165.200.226</w:t>
+            </w:r>
+          </w:p>
+        </w:tc>
+        <w:tc>
+          <w:tcPr>
+            <w:tcW w:w="2258" w:type="dxa"/>
+          </w:tcPr>
+          <w:p>
+            <w:pPr>
+              <w:spacing w:line="360" w:lineRule="auto"/>
+              <w:jc w:val="center"/>
+              <w:rPr>
+                <w:rFonts w:ascii="Times New Roman" w:eastAsia="Times New Roman" w:hAnsi="Times New Roman" w:cs="Times New Roman"/>
+                <w:color w:val="000009"/>
+                <w:sz w:val="28"/>
+                <w:szCs w:val="28"/>
+                <w:lang w:val="en-US"/>
+              </w:rPr>
+            </w:pPr>
+            <w:r>
+              <w:rPr>
+                <w:rFonts w:ascii="Times New Roman" w:eastAsia="Times New Roman" w:hAnsi="Times New Roman" w:cs="Times New Roman"/>
+                <w:color w:val="000009"/>
+                <w:sz w:val="28"/>
+                <w:szCs w:val="28"/>
+                <w:lang w:val="en-US"/>
+              </w:rPr>
+              <w:t>255.255.255.224</w:t>
+            </w:r>
+          </w:p>
+        </w:tc>
+        <w:tc>
+          <w:tcPr>
+            <w:tcW w:w="2106" w:type="dxa"/>
+          </w:tcPr>
+          <w:p>
+            <w:pPr>
+              <w:spacing w:line="360" w:lineRule="auto"/>
+              <w:jc w:val="center"/>
+              <w:rPr>
+                <w:rFonts w:ascii="Times New Roman" w:eastAsia="Times New Roman" w:hAnsi="Times New Roman" w:cs="Times New Roman"/>
+                <w:color w:val="000009"/>
+                <w:sz w:val="28"/>
+                <w:szCs w:val="28"/>
+                <w:lang w:val="en-US"/>
+              </w:rPr>
+            </w:pPr>
+            <w:r>
+              <w:rPr>
+                <w:rFonts w:ascii="Times New Roman" w:eastAsia="Times New Roman" w:hAnsi="Times New Roman" w:cs="Times New Roman"/>
+                <w:color w:val="000009"/>
+                <w:sz w:val="28"/>
+                <w:szCs w:val="28"/>
+                <w:lang w:val="en-US"/>
+              </w:rPr>
+              <w:t>209.165.200.225</w:t>
+            </w:r>
+          </w:p>
+        </w:tc>
+      </w:tr>
+      <w:tr>
+        <w:tc>
+          <w:tcPr>
+            <w:tcW w:w="2263" w:type="dxa"/>
+          </w:tcPr>
+          <w:p>
+            <w:pPr>
+              <w:spacing w:line="360" w:lineRule="auto"/>
+              <w:jc w:val="center"/>
+              <w:rPr>
+                <w:rFonts w:ascii="Times New Roman" w:eastAsia="Times New Roman" w:hAnsi="Times New Roman" w:cs="Times New Roman"/>
+                <w:color w:val="000009"/>
+                <w:sz w:val="28"/>
+                <w:szCs w:val="28"/>
+                <w:lang w:val="en-US"/>
+              </w:rPr>
+            </w:pPr>
+            <w:r>
+              <w:rPr>
+                <w:rFonts w:ascii="Times New Roman" w:eastAsia="Times New Roman" w:hAnsi="Times New Roman" w:cs="Times New Roman"/>
+                <w:color w:val="000009"/>
+                <w:sz w:val="28"/>
+                <w:szCs w:val="28"/>
+                <w:lang w:val="en-US"/>
+              </w:rPr>
+              <w:t>ISP WorkStation</w:t>
+            </w:r>
+          </w:p>
+        </w:tc>
+        <w:tc>
+          <w:tcPr>
+            <w:tcW w:w="1306" w:type="dxa"/>
+          </w:tcPr>
+          <w:p>
+            <w:pPr>
+              <w:spacing w:line="360" w:lineRule="auto"/>
+              <w:jc w:val="center"/>
+              <w:rPr>
+                <w:rFonts w:ascii="Times New Roman" w:eastAsia="Times New Roman" w:hAnsi="Times New Roman" w:cs="Times New Roman"/>
+                <w:color w:val="000009"/>
+                <w:sz w:val="28"/>
+                <w:szCs w:val="28"/>
+                <w:lang w:val="en-US"/>
+              </w:rPr>
+            </w:pPr>
+            <w:r>
+              <w:rPr>
+                <w:rFonts w:ascii="Times New Roman" w:eastAsia="Times New Roman" w:hAnsi="Times New Roman" w:cs="Times New Roman"/>
+                <w:color w:val="000009"/>
+                <w:sz w:val="28"/>
+                <w:szCs w:val="28"/>
+                <w:lang w:val="en-US"/>
+              </w:rPr>
+              <w:t>NIC</w:t>
+            </w:r>
+          </w:p>
+        </w:tc>
+        <w:tc>
+          <w:tcPr>
+            <w:tcW w:w="2120" w:type="dxa"/>
+          </w:tcPr>
+          <w:p>
+            <w:pPr>
+              <w:spacing w:line="360" w:lineRule="auto"/>
+              <w:jc w:val="center"/>
+              <w:rPr>
+                <w:rFonts w:ascii="Times New Roman" w:eastAsia="Times New Roman" w:hAnsi="Times New Roman" w:cs="Times New Roman"/>
+                <w:color w:val="000009"/>
+                <w:sz w:val="28"/>
+                <w:szCs w:val="28"/>
+              </w:rPr>
+            </w:pPr>
+            <w:r>
+              <w:rPr>
+                <w:rFonts w:ascii="Times New Roman" w:eastAsia="Times New Roman" w:hAnsi="Times New Roman" w:cs="Times New Roman"/>
+                <w:color w:val="000009"/>
+                <w:sz w:val="28"/>
+                <w:szCs w:val="28"/>
+                <w:lang w:val="en-US"/>
+              </w:rPr>
+              <w:t>209.165.200.235</w:t>
+            </w:r>
+          </w:p>
+        </w:tc>
+        <w:tc>
+          <w:tcPr>
+            <w:tcW w:w="2258" w:type="dxa"/>
+          </w:tcPr>
+          <w:p>
+            <w:pPr>
+              <w:spacing w:line="360" w:lineRule="auto"/>
+              <w:jc w:val="center"/>
+              <w:rPr>
+                <w:rFonts w:ascii="Times New Roman" w:eastAsia="Times New Roman" w:hAnsi="Times New Roman" w:cs="Times New Roman"/>
+                <w:color w:val="000009"/>
+                <w:sz w:val="28"/>
+                <w:szCs w:val="28"/>
+              </w:rPr>
+            </w:pPr>
+            <w:r>
+              <w:rPr>
+                <w:rFonts w:ascii="Times New Roman" w:eastAsia="Times New Roman" w:hAnsi="Times New Roman" w:cs="Times New Roman"/>
+                <w:color w:val="000009"/>
+                <w:sz w:val="28"/>
+                <w:szCs w:val="28"/>
+                <w:lang w:val="en-US"/>
+              </w:rPr>
+              <w:t>255.255.255.224</w:t>
+            </w:r>
+          </w:p>
+        </w:tc>
+        <w:tc>
+          <w:tcPr>
+            <w:tcW w:w="2106" w:type="dxa"/>
+          </w:tcPr>
+          <w:p>
+            <w:pPr>
+              <w:spacing w:line="360" w:lineRule="auto"/>
+              <w:jc w:val="center"/>
+              <w:rPr>
+                <w:rFonts w:ascii="Times New Roman" w:eastAsia="Times New Roman" w:hAnsi="Times New Roman" w:cs="Times New Roman"/>
+                <w:color w:val="000009"/>
+                <w:sz w:val="28"/>
+                <w:szCs w:val="28"/>
+              </w:rPr>
+            </w:pPr>
+            <w:r>
+              <w:rPr>
+                <w:rFonts w:ascii="Times New Roman" w:eastAsia="Times New Roman" w:hAnsi="Times New Roman" w:cs="Times New Roman"/>
+                <w:color w:val="000009"/>
+                <w:sz w:val="28"/>
+                <w:szCs w:val="28"/>
+                <w:lang w:val="en-US"/>
+              </w:rPr>
+              <w:t>209.165.200.225</w:t>
+            </w:r>
+          </w:p>
+        </w:tc>
+      </w:tr>
+      <w:tr>
+        <w:tc>
+          <w:tcPr>
+            <w:tcW w:w="2263" w:type="dxa"/>
+          </w:tcPr>
+          <w:p>
+            <w:pPr>
+              <w:spacing w:line="360" w:lineRule="auto"/>
+              <w:jc w:val="center"/>
+              <w:rPr>
+                <w:rFonts w:ascii="Times New Roman" w:eastAsia="Times New Roman" w:hAnsi="Times New Roman" w:cs="Times New Roman"/>
+                <w:color w:val="000009"/>
+                <w:sz w:val="28"/>
+                <w:szCs w:val="28"/>
+              </w:rPr>
+            </w:pPr>
+            <w:r>
+              <w:rPr>
+                <w:rFonts w:ascii="Times New Roman" w:eastAsia="Times New Roman" w:hAnsi="Times New Roman" w:cs="Times New Roman"/>
+                <w:color w:val="000009"/>
+                <w:sz w:val="28"/>
+                <w:szCs w:val="28"/>
+                <w:lang w:val="en-US"/>
+              </w:rPr>
+              <w:t>ISP Server</w:t>
+            </w:r>
+          </w:p>
+        </w:tc>
+        <w:tc>
+          <w:tcPr>
+            <w:tcW w:w="1306" w:type="dxa"/>
+          </w:tcPr>
+          <w:p>
+            <w:pPr>
+              <w:spacing w:line="360" w:lineRule="auto"/>
+              <w:jc w:val="center"/>
+              <w:rPr>
+                <w:rFonts w:ascii="Times New Roman" w:eastAsia="Times New Roman" w:hAnsi="Times New Roman" w:cs="Times New Roman"/>
+                <w:color w:val="000009"/>
+                <w:sz w:val="28"/>
+                <w:szCs w:val="28"/>
+              </w:rPr>
+            </w:pPr>
+            <w:r>
+              <w:rPr>
+                <w:rFonts w:ascii="Times New Roman" w:eastAsia="Times New Roman" w:hAnsi="Times New Roman" w:cs="Times New Roman"/>
+                <w:color w:val="000009"/>
+                <w:sz w:val="28"/>
+                <w:szCs w:val="28"/>
+                <w:lang w:val="en-US"/>
+              </w:rPr>
+              <w:t>NIC</w:t>
+            </w:r>
+          </w:p>
+        </w:tc>
+        <w:tc>
+          <w:tcPr>
+            <w:tcW w:w="2120" w:type="dxa"/>
+          </w:tcPr>
+          <w:p>
+            <w:pPr>
+              <w:spacing w:line="360" w:lineRule="auto"/>
+              <w:jc w:val="center"/>
+              <w:rPr>
+                <w:rFonts w:ascii="Times New Roman" w:eastAsia="Times New Roman" w:hAnsi="Times New Roman" w:cs="Times New Roman"/>
+                <w:color w:val="000009"/>
+                <w:sz w:val="28"/>
+                <w:szCs w:val="28"/>
+              </w:rPr>
+            </w:pPr>
+            <w:r>
+              <w:rPr>
+                <w:rFonts w:ascii="Times New Roman" w:eastAsia="Times New Roman" w:hAnsi="Times New Roman" w:cs="Times New Roman"/>
+                <w:color w:val="000009"/>
+                <w:sz w:val="28"/>
+                <w:szCs w:val="28"/>
+                <w:lang w:val="en-US"/>
+              </w:rPr>
+              <w:t>209.165.200.240</w:t>
+            </w:r>
+          </w:p>
+        </w:tc>
+        <w:tc>
+          <w:tcPr>
+            <w:tcW w:w="2258" w:type="dxa"/>
+          </w:tcPr>
+          <w:p>
+            <w:pPr>
+              <w:spacing w:line="360" w:lineRule="auto"/>
+              <w:jc w:val="center"/>
+              <w:rPr>
+                <w:rFonts w:ascii="Times New Roman" w:eastAsia="Times New Roman" w:hAnsi="Times New Roman" w:cs="Times New Roman"/>
+                <w:color w:val="000009"/>
+                <w:sz w:val="28"/>
+                <w:szCs w:val="28"/>
+              </w:rPr>
+            </w:pPr>
+            <w:r>
+              <w:rPr>
+                <w:rFonts w:ascii="Times New Roman" w:eastAsia="Times New Roman" w:hAnsi="Times New Roman" w:cs="Times New Roman"/>
+                <w:color w:val="000009"/>
+                <w:sz w:val="28"/>
+                <w:szCs w:val="28"/>
+                <w:lang w:val="en-US"/>
+              </w:rPr>
+              <w:t>255.255.255.224</w:t>
+            </w:r>
+          </w:p>
+        </w:tc>
+        <w:tc>
+          <w:tcPr>
+            <w:tcW w:w="2106" w:type="dxa"/>
+          </w:tcPr>
+          <w:p>
+            <w:pPr>
+              <w:spacing w:line="360" w:lineRule="auto"/>
+              <w:jc w:val="center"/>
+              <w:rPr>
+                <w:rFonts w:ascii="Times New Roman" w:eastAsia="Times New Roman" w:hAnsi="Times New Roman" w:cs="Times New Roman"/>
+                <w:color w:val="000009"/>
+                <w:sz w:val="28"/>
+                <w:szCs w:val="28"/>
+              </w:rPr>
+            </w:pPr>
+            <w:r>
+              <w:rPr>
+                <w:rFonts w:ascii="Times New Roman" w:eastAsia="Times New Roman" w:hAnsi="Times New Roman" w:cs="Times New Roman"/>
+                <w:color w:val="000009"/>
+                <w:sz w:val="28"/>
+                <w:szCs w:val="28"/>
+                <w:lang w:val="en-US"/>
+              </w:rPr>
+              <w:t>209.165.200.225</w:t>
+            </w:r>
+          </w:p>
+        </w:tc>
+      </w:tr>
+    </w:tbl>
+    <w:p>
+      <w:pPr>
+        <w:spacing w:after="0" w:line="360" w:lineRule="auto"/>
+        <w:rPr>
+          <w:rFonts w:ascii="Times New Roman" w:eastAsia="Times New Roman" w:hAnsi="Times New Roman" w:cs="Times New Roman"/>
+          <w:color w:val="000009"/>
+          <w:sz w:val="28"/>
+          <w:szCs w:val="28"/>
+        </w:rPr>
+      </w:pPr>
+      <w:r>
+        <w:rPr>
+          <w:rFonts w:ascii="Times New Roman" w:eastAsia="Times New Roman" w:hAnsi="Times New Roman" w:cs="Times New Roman"/>
+          <w:color w:val="000009"/>
+          <w:sz w:val="28"/>
+          <w:szCs w:val="28"/>
+        </w:rPr>
+        <w:tab/>
+      </w:r>
     </w:p>
     <w:p>
       <w:pPr>
@@ -2402,15 +4263,16 @@
       <w:r>
         <w:rPr>
           <w:rFonts w:ascii="Times New Roman" w:eastAsia="Times New Roman" w:hAnsi="Times New Roman" w:cs="Times New Roman"/>
+          <w:noProof/>
           <w:color w:val="000009"/>
           <w:sz w:val="28"/>
           <w:szCs w:val="28"/>
           <w:lang w:val="en-US"/>
         </w:rPr>
         <w:drawing>
-          <wp:inline distT="0" distB="0" distL="0" distR="0" wp14:anchorId="7C0F5833" wp14:editId="73B7984E">
-            <wp:extent cx="4763165" cy="2172003"/>
-            <wp:effectExtent l="0" t="0" r="0" b="0"/>
+          <wp:inline distT="0" distB="0" distL="0" distR="0" wp14:anchorId="7C0F5833" wp14:editId="488B8D8F">
+            <wp:extent cx="3657600" cy="1667866"/>
+            <wp:effectExtent l="0" t="0" r="0" b="8890"/>
             <wp:docPr id="10" name="Рисунок 10"/>
             <wp:cNvGraphicFramePr>
               <a:graphicFrameLocks xmlns:a="http://schemas.openxmlformats.org/drawingml/2006/main" noChangeAspect="1"/>
@@ -2431,7 +4293,7 @@
                   <pic:spPr>
                     <a:xfrm>
                       <a:off x="0" y="0"/>
-                      <a:ext cx="4763165" cy="2172003"/>
+                      <a:ext cx="3678473" cy="1677384"/>
                     </a:xfrm>
                     <a:prstGeom prst="rect">
                       <a:avLst/>
@@ -2549,29 +4411,6 @@
     </w:p>
     <w:p>
       <w:pPr>
-        <w:rPr>
-          <w:rFonts w:ascii="Times New Roman" w:eastAsia="Times New Roman" w:hAnsi="Times New Roman" w:cs="Times New Roman"/>
-          <w:noProof/>
-          <w:color w:val="000009"/>
-          <w:sz w:val="28"/>
-          <w:szCs w:val="28"/>
-          <w:lang w:val="en-US"/>
-        </w:rPr>
-      </w:pPr>
-      <w:r>
-        <w:rPr>
-          <w:rFonts w:ascii="Times New Roman" w:eastAsia="Times New Roman" w:hAnsi="Times New Roman" w:cs="Times New Roman"/>
-          <w:noProof/>
-          <w:color w:val="000009"/>
-          <w:sz w:val="28"/>
-          <w:szCs w:val="28"/>
-          <w:lang w:val="en-US"/>
-        </w:rPr>
-        <w:br w:type="page"/>
-      </w:r>
-    </w:p>
-    <w:p>
-      <w:pPr>
         <w:spacing w:after="0" w:line="360" w:lineRule="auto"/>
         <w:ind w:firstLine="720"/>
         <w:rPr>
@@ -2592,7 +4431,6 @@
           <w:sz w:val="28"/>
           <w:szCs w:val="28"/>
         </w:rPr>
-        <w:lastRenderedPageBreak/>
         <w:t>Завдання</w:t>
       </w:r>
       <w:r>
@@ -2615,18 +4453,7 @@
           <w:sz w:val="28"/>
           <w:szCs w:val="28"/>
         </w:rPr>
-        <w:t>3</w:t>
-      </w:r>
-      <w:r>
-        <w:rPr>
-          <w:rFonts w:ascii="Times New Roman" w:eastAsia="Times New Roman" w:hAnsi="Times New Roman" w:cs="Times New Roman"/>
-          <w:b/>
-          <w:bCs/>
-          <w:color w:val="000009"/>
-          <w:sz w:val="28"/>
-          <w:szCs w:val="28"/>
-        </w:rPr>
-        <w:t>.</w:t>
+        <w:t>3.</w:t>
       </w:r>
       <w:r>
         <w:rPr>
@@ -2705,15 +4532,16 @@
       <w:r>
         <w:rPr>
           <w:rFonts w:ascii="Times New Roman" w:eastAsia="Times New Roman" w:hAnsi="Times New Roman" w:cs="Times New Roman"/>
+          <w:noProof/>
           <w:color w:val="000009"/>
           <w:sz w:val="28"/>
           <w:szCs w:val="28"/>
           <w:lang w:val="en-US"/>
         </w:rPr>
         <w:drawing>
-          <wp:inline distT="0" distB="0" distL="0" distR="0" wp14:anchorId="046148FA" wp14:editId="23395093">
-            <wp:extent cx="3781953" cy="1590897"/>
-            <wp:effectExtent l="0" t="0" r="9525" b="9525"/>
+          <wp:inline distT="0" distB="0" distL="0" distR="0" wp14:anchorId="046148FA" wp14:editId="31DF9358">
+            <wp:extent cx="3028950" cy="1274143"/>
+            <wp:effectExtent l="0" t="0" r="0" b="2540"/>
             <wp:docPr id="12" name="Рисунок 12"/>
             <wp:cNvGraphicFramePr>
               <a:graphicFrameLocks xmlns:a="http://schemas.openxmlformats.org/drawingml/2006/main" noChangeAspect="1"/>
@@ -2734,7 +4562,7 @@
                   <pic:spPr>
                     <a:xfrm>
                       <a:off x="0" y="0"/>
-                      <a:ext cx="3781953" cy="1590897"/>
+                      <a:ext cx="3058321" cy="1286498"/>
                     </a:xfrm>
                     <a:prstGeom prst="rect">
                       <a:avLst/>
@@ -2753,7 +4581,6 @@
         <w:jc w:val="center"/>
         <w:rPr>
           <w:rFonts w:ascii="Times New Roman" w:eastAsia="Times New Roman" w:hAnsi="Times New Roman" w:cs="Times New Roman"/>
-          <w:noProof/>
           <w:color w:val="000009"/>
           <w:sz w:val="28"/>
           <w:szCs w:val="28"/>
@@ -2825,14 +4652,15 @@
       <w:r>
         <w:rPr>
           <w:rFonts w:ascii="Times New Roman" w:eastAsia="Times New Roman" w:hAnsi="Times New Roman" w:cs="Times New Roman"/>
+          <w:noProof/>
           <w:color w:val="000009"/>
           <w:sz w:val="28"/>
           <w:szCs w:val="28"/>
           <w:lang w:val="en-US"/>
         </w:rPr>
         <w:drawing>
-          <wp:inline distT="0" distB="0" distL="0" distR="0" wp14:anchorId="5C5B37BE" wp14:editId="32766983">
-            <wp:extent cx="4086795" cy="1810003"/>
+          <wp:inline distT="0" distB="0" distL="0" distR="0" wp14:anchorId="5C5B37BE" wp14:editId="444F5FF8">
+            <wp:extent cx="3028950" cy="1341493"/>
             <wp:effectExtent l="0" t="0" r="0" b="0"/>
             <wp:docPr id="15" name="Рисунок 15"/>
             <wp:cNvGraphicFramePr>
@@ -2854,7 +4682,7 @@
                   <pic:spPr>
                     <a:xfrm>
                       <a:off x="0" y="0"/>
-                      <a:ext cx="4086795" cy="1810003"/>
+                      <a:ext cx="3042797" cy="1347626"/>
                     </a:xfrm>
                     <a:prstGeom prst="rect">
                       <a:avLst/>
@@ -2923,33 +4751,22 @@
         <w:jc w:val="center"/>
         <w:rPr>
           <w:rFonts w:ascii="Times New Roman" w:eastAsia="Times New Roman" w:hAnsi="Times New Roman" w:cs="Times New Roman"/>
+          <w:color w:val="000009"/>
+          <w:sz w:val="28"/>
+          <w:szCs w:val="28"/>
+          <w:lang w:val="ru-RU"/>
+        </w:rPr>
+      </w:pPr>
+      <w:r>
+        <w:rPr>
+          <w:rFonts w:ascii="Times New Roman" w:eastAsia="Times New Roman" w:hAnsi="Times New Roman" w:cs="Times New Roman"/>
           <w:noProof/>
           <w:color w:val="000009"/>
           <w:sz w:val="28"/>
           <w:szCs w:val="28"/>
-        </w:rPr>
-      </w:pPr>
-    </w:p>
-    <w:p>
-      <w:pPr>
-        <w:spacing w:after="0" w:line="360" w:lineRule="auto"/>
-        <w:jc w:val="center"/>
-        <w:rPr>
-          <w:rFonts w:ascii="Times New Roman" w:eastAsia="Times New Roman" w:hAnsi="Times New Roman" w:cs="Times New Roman"/>
-          <w:color w:val="000009"/>
-          <w:sz w:val="28"/>
-          <w:szCs w:val="28"/>
           <w:lang w:val="ru-RU"/>
         </w:rPr>
-      </w:pPr>
-      <w:r>
-        <w:rPr>
-          <w:rFonts w:ascii="Times New Roman" w:eastAsia="Times New Roman" w:hAnsi="Times New Roman" w:cs="Times New Roman"/>
-          <w:color w:val="000009"/>
-          <w:sz w:val="28"/>
-          <w:szCs w:val="28"/>
-          <w:lang w:val="ru-RU"/>
-        </w:rPr>
+        <w:lastRenderedPageBreak/>
         <w:drawing>
           <wp:inline distT="0" distB="0" distL="0" distR="0" wp14:anchorId="332E4D03" wp14:editId="124D4CD3">
             <wp:extent cx="3820058" cy="1800476"/>
@@ -5931,28 +7748,28 @@
 </file>
 
 <file path=customXml/item1.xml><?xml version="1.0" encoding="utf-8"?>
-<b:Sources xmlns:b="http://schemas.openxmlformats.org/officeDocument/2006/bibliography" xmlns="http://schemas.openxmlformats.org/officeDocument/2006/bibliography" SelectedStyle="\APASixthEditionOfficeOnline.xsl" StyleName="APA" Version="6"/>
-</file>
-
-<file path=customXml/item2.xml><?xml version="1.0" encoding="utf-8"?>
 <go:gDocsCustomXmlDataStorage xmlns:go="http://customooxmlschemas.google.com/" xmlns:r="http://schemas.openxmlformats.org/officeDocument/2006/relationships" uri="GoogleDocsCustomDataVersion2">
   <go:docsCustomData xmlns:go="http://customooxmlschemas.google.com/" roundtripDataSignature="AMtx7mhOBD04ZcP4q36DBiutpldA389sWA==">CgMxLjA4AHIhMTR6WjIyYy1xdEtFZ0hZaE1qRzBJV2I4aFpzTGRrTkRr</go:docsCustomData>
 </go:gDocsCustomXmlDataStorage>
 </file>
 
-<file path=customXml/itemProps1.xml><?xml version="1.0" encoding="utf-8"?>
-<ds:datastoreItem xmlns:ds="http://schemas.openxmlformats.org/officeDocument/2006/customXml" ds:itemID="{577F5ED9-2195-426B-BBD5-F60B7F7A1A65}">
-  <ds:schemaRefs>
-    <ds:schemaRef ds:uri="http://schemas.openxmlformats.org/officeDocument/2006/bibliography"/>
-  </ds:schemaRefs>
-</ds:datastoreItem>
+<file path=customXml/item2.xml><?xml version="1.0" encoding="utf-8"?>
+<b:Sources xmlns:b="http://schemas.openxmlformats.org/officeDocument/2006/bibliography" xmlns="http://schemas.openxmlformats.org/officeDocument/2006/bibliography" SelectedStyle="\APASixthEditionOfficeOnline.xsl" StyleName="APA" Version="6"/>
 </file>
 
-<file path=customXml/itemProps2.xml><?xml version="1.0" encoding="utf-8"?>
+<file path=customXml/itemProps1.xml><?xml version="1.0" encoding="utf-8"?>
 <ds:datastoreItem xmlns:ds="http://schemas.openxmlformats.org/officeDocument/2006/customXml" ds:itemID="{11111111-1234-1234-1234-123412341234}">
   <ds:schemaRefs>
     <ds:schemaRef ds:uri="http://customooxmlschemas.google.com/"/>
     <ds:schemaRef ds:uri="http://schemas.openxmlformats.org/officeDocument/2006/relationships"/>
   </ds:schemaRefs>
 </ds:datastoreItem>
+</file>
+
+<file path=customXml/itemProps2.xml><?xml version="1.0" encoding="utf-8"?>
+<ds:datastoreItem xmlns:ds="http://schemas.openxmlformats.org/officeDocument/2006/customXml" ds:itemID="{577F5ED9-2195-426B-BBD5-F60B7F7A1A65}">
+  <ds:schemaRefs>
+    <ds:schemaRef ds:uri="http://schemas.openxmlformats.org/officeDocument/2006/bibliography"/>
+  </ds:schemaRefs>
+</ds:datastoreItem>
 </file>